--- a/Arquitectura de Sistemas Computacionales/Kit docente/Clase 8/Guion Docente Clase 8 - Monitoreo optimizacion y CI-CD.docx
+++ b/Arquitectura de Sistemas Computacionales/Kit docente/Clase 8/Guion Docente Clase 8 - Monitoreo optimizacion y CI-CD.docx
@@ -937,7 +937,7 @@
           <w:color w:val="4A4A49"/>
           <w:sz w:val="22"/>
         </w:rPr>
-        <w:t>Plataforma de entrega: ExamLab (examlab.lovable.app/app). Campus Virtual sigue siendo el canal institucional.</w:t>
+        <w:t>Plataforma de entrega: ExamLab (examlab.lovable.app/app). La UNIAJC no tiene campus virtual propio.</w:t>
       </w:r>
     </w:p>
     <w:p>

--- a/Arquitectura de Sistemas Computacionales/Kit docente/Clase 8/Guion Docente Clase 8 - Monitoreo optimizacion y CI-CD.docx
+++ b/Arquitectura de Sistemas Computacionales/Kit docente/Clase 8/Guion Docente Clase 8 - Monitoreo optimizacion y CI-CD.docx
@@ -245,7 +245,7 @@
           <w:color w:val="4A4A49"/>
           <w:sz w:val="22"/>
         </w:rPr>
-        <w:t>CI (Integracion Continua) automatiza la VALIDACION del codigo cada vez que alguien sube un cambio: correr pruebas, verificar que compila/construye, revisar estilo — sin que un humano lo haga manualmente cada vez. CD (Entrega/Despliegue Continuo) automatiza el PASO SIGUIENTE, llevar ese cambio validado a produccion; en este curso, sin infraestructura real de pago, CD se SIMULA (el pipeline llega hasta "listo para desplegar", no despliega a un servidor real).</w:t>
+        <w:t>Esta clase junta dos temas que parecen distintos y son el mismo asunto en dos momentos: automatizar la verificacion antes de que un cambio llegue a los usuarios, y observar el sistema despues de que llego. El problema que resuelve la integracion continua tiene nombre historico, infierno de integracion: varios desarrolladores trabajan semanas por separado, cada uno con su copia del codigo, y al juntarlo aparecen conflictos y fallas que nadie sabe de donde vienen. Su version cotidiana en un equipo de estudiantes es la frase «en mi maquina funciona». Integracion continua, definida operativamente, es esto: cada vez que alguien sube un cambio al repositorio, un servidor automatico toma el codigo en un entorno limpio, lo construye, le corre las pruebas y avisa en minutos si algo se rompio. El valor no esta en la automatizacion por si misma sino en el intervalo de retroalimentacion: encontrar el error tres minutos despues de escribirlo, cuando el autor recuerda que hizo, cuesta una fraccion de lo que cuesta hallarlo tres semanas despues en el computador de otra persona.</w:t>
       </w:r>
     </w:p>
     <w:p>
@@ -255,7 +255,7 @@
           <w:color w:val="4A4A49"/>
           <w:sz w:val="22"/>
         </w:rPr>
-        <w:t>Un archivo YAML de GitHub Actions es evidencia real y verificable de CI: define triggers (cuando correr, ej. en cada push), jobs (que tareas ejecutar) y steps (comandos concretos). Aunque sea minimo (ej. solo correr un linter), es un pipeline real, no una simulacion en papel.</w:t>
+        <w:t>La sigla CD es ambigua y ahi esta la confusion que hay que desarmar en el primer minuto. Entrega continua significa que cada cambio que pasa la validacion queda listo para desplegarse, empaquetado y probado, pero un humano decide cuando se aprieta el boton. Despliegue continuo significa que ese ultimo paso tambien es automatico y el cambio llega a produccion sin intervencion. Las dos comparten la sigla CD, no son lo mismo entre si, y ninguna es sinonimo de integracion continua: CI valida, CD entrega o despliega. Se puede tener CI sin nada de CD y es legitimo; de hecho es lo que se construye hoy, porque el curso no usa infraestructura de pago ni pide tarjeta de credito. El pipeline llega hasta el estado «listo para desplegar» y la etapa final imprime un mensaje y publica un artefacto en lugar de subir a un servidor real. Hay que decirlo explicito: lo simulado es el ultimo paso, no el pipeline; todo lo anterior es real y ejecutable.</w:t>
       </w:r>
     </w:p>
     <w:p>
@@ -265,7 +265,7 @@
           <w:color w:val="4A4A49"/>
           <w:sz w:val="22"/>
         </w:rPr>
-        <w:t>Monitoreo con golden signals (los 4 indicadores clasicos de observabilidad): latencia (cuanto tarda en responder), errores (que porcentaje de peticiones falla), saturacion (que tan cerca esta el sistema de su limite de capacidad), trafico (cuantas peticiones recibe). Aplicados a CloudLite de forma conceptual: aunque no haya trafico real, se documenta QUE se mediria y COMO se detectaria un problema con cada señal.</w:t>
+        <w:t>GitHub Actions es la herramienta del dia porque es gratis, corre en el navegador y produce evidencia verificable. Su vocabulario tiene cinco palabras. Un workflow es un archivo YAML en la carpeta .github/workflows del repositorio; el nombre es libre y ci.yml es la convencion. El evento o disparador declara cuando corre: on push para cada subida, on pull_request para cada propuesta de cambio, workflow_dispatch para un boton manual, schedule para una hora fija. Un job es un conjunto de pasos que corre en un runner, una maquina virtual limpia que se crea para esa ejecucion y se destruye al terminar; los jobs corren en paralelo salvo que se declare dependencia. Un step es un comando o el uso de una action, unidad reutilizable publicada por otros, como la que descarga el codigo. Que el runner sea limpio y efimero es el punto pedagogico central: demuestra que la construccion no depende de nada instalado a mano en el portatil de nadie. Dos advertencias practicas: el YAML se indenta con espacios y nunca con tabulaciones, causa numero uno de un pipeline que no arranca; y en el nivel gratuito los repositorios publicos tienen minutos ilimitados mientras los privados tienen una cuota mensual del orden de 2000 minutos, cifra de plataforma que conviene confirmar en la pagina de facturacion del repositorio porque el proveedor la cambia.</w:t>
       </w:r>
     </w:p>
     <w:p>
@@ -275,7 +275,57 @@
           <w:color w:val="4A4A49"/>
           <w:sz w:val="22"/>
         </w:rPr>
-        <w:t>Error de docente que no domina el tema: presentar CI/CD como sinonimos intercambiables — CI valida, CD despliega; un pipeline puede tener CI sin CD (validar sin desplegar automaticamente), y eso es exactamente lo que se construye hoy.</w:t>
+        <w:t>Primer ejemplo concreto: el pipeline del stub de CloudLite, que ya existe desde la Clase 3 como Dockerfile y contenedor. El workflow se dispara en push a la rama principal y en pull_request. Un solo job llamado validar hace cinco pasos: descargar el codigo, instalar el runtime del lenguaje elegido, instalar dependencias, correr las pruebas y construir la imagen con docker build para comprobar que el Dockerfile de la Clase 3 sigue siendo valido. Un sexto paso simula el despliegue: imprime la etiqueta de version y publica un artefacto, un archivo que queda guardado junto a la corrida y se puede descargar despues. Aparece la primera pregunta previsible: «para que escribir pruebas de un stub que casi no hace nada?». Incluso una sola prueba que verifique que el endpoint /health responde 200 detecta una clase entera de errores, la mas costosa en operacion: que la aplicacion ya no arranca. Con dos o tres pruebas de ese tipo el pipeline deja de ser decorativo. La evidencia es doble: el archivo ci.yml en el repositorio y la captura de una corrida en verde; si Actions falla por cuota o por red se acepta el YAML mas la explicacion paso por paso, pero eso es plan B, no la meta.</w:t>
+      </w:r>
+    </w:p>
+    <w:p>
+      <w:r>
+        <w:rPr>
+          <w:b w:val="0"/>
+          <w:color w:val="4A4A49"/>
+          <w:sz w:val="22"/>
+        </w:rPr>
+        <w:t>El pipeline es tambien donde se ejecuta de verdad la politica de secretos escrita en la Clase 6. Los valores sensibles se guardan en el repositorio bajo Settings, Secrets and variables, Actions; el workflow los referencia por nombre y la plataforma los inyecta como variables de entorno solo durante la corrida. Dos detalles evitan sustos. Primero, la plataforma enmascara los secretos en el registro de salida, pero enmascarar no es impedir la fuga: si un paso imprime el valor transformado, por ejemplo codificado, sale en claro; la regla operativa es no imprimir secretos nunca. Segundo, por diseno los secretos no se entregan a las corridas disparadas por un pull_request que viene de un fork, para que un extrano no pueda proponer un cambio que los imprima. La consecuencia practica es que la validacion de un cambio externo no puede depender de credenciales, y por eso las pruebas del stub deben correr sin acceso a servicios reales, con valores ficticios o con un doble simulado. Esa es la razon tecnica por la que un stub bien hecho resulta tan util en este curso.</w:t>
+      </w:r>
+    </w:p>
+    <w:p>
+      <w:r>
+        <w:rPr>
+          <w:b w:val="0"/>
+          <w:color w:val="4A4A49"/>
+          <w:sz w:val="22"/>
+        </w:rPr>
+        <w:t>La segunda mitad de la clase cambia de lado: ya no se trata de validar antes, sino de saber que pasa despues. Monitorear es vigilar indicadores decididos de antemano; observabilidad es la capacidad de responder preguntas nuevas sobre el sistema a partir de lo que el sistema emite, sin agregar codigo por cada duda. Se apoya en tres tipos de senal. Las metricas son numeros medidos en el tiempo, baratas porque se agregan, y sirven para detectar que algo cambio. Los registros o logs son eventos discretos con contexto, caros en volumen, y sirven para entender por que cambio. Las trazas siguen el recorrido de una sola peticion a traves de varios servicios y son necesarias porque la Clase 4 convirtio el sistema en distribuido: cuando la peticion pasa por la API y por el servicio de notificaciones, saber cual de los dos tardo es imposible con metricas agregadas. La practica minima que el equipo si puede documentar es el log estructurado: en lugar de texto libre, cada linea es un objeto con campos fijos como fecha, nivel, identificador de peticion, ruta, codigo de estado y duracion en milisegundos. Con ese identificador propagado entre servicios se reconstruye el recorrido: una traza pobre, pero real.</w:t>
+      </w:r>
+    </w:p>
+    <w:p>
+      <w:r>
+        <w:rPr>
+          <w:b w:val="0"/>
+          <w:color w:val="4A4A49"/>
+          <w:sz w:val="22"/>
+        </w:rPr>
+        <w:t>Las cuatro senales de oro son latencia, trafico, errores y saturacion, y cada una necesita definicion operativa. Trafico es cuanta demanda llega, en peticiones por segundo o por minuto. Errores es la proporcion de peticiones que fallan, tipicamente el porcentaje de respuestas 5xx; conviene expresar el objetivo como disponibilidad, y aqui hay aritmetica que el docente debe citar: 99,9 por ciento de disponibilidad equivale a unos 43 minutos de indisponibilidad al mes y 99,99 por ciento a unos 4 minutos, lo cual no es convencion sino calculo directo sobre los 43.200 minutos de un mes de treinta dias. Saturacion es que tan cerca esta el recurso mas escaso de su limite: CPU, memoria, disco o, en la mayoria de las APIs reales, las conexiones libres del pool de la base de datos; la convencion de industria es alertar cuando un recurso pasa del 70 u 80 por ciento sostenido, y es convencion, no ley. Latencia merece explicacion aparte porque introduce el percentil. Un percentil es el valor por debajo del cual cae un porcentaje dado de las mediciones: si el p95 de la API es 300 milisegundos, 95 de cada 100 peticiones respondieron en 300 milisegundos o menos y 5 tardaron mas. Es mas honesto que el promedio, y el ejemplo lo prueba: 99 peticiones de 50 milisegundos y una de 5 segundos dan un promedio de 99 milisegundos, que parece excelente, mientras el p99 es 5 segundos y corresponde a un usuario real mirando una pantalla congelada. Regla adicional: la latencia de las respuestas con error se mide aparte, porque un error devuelto rapido mejora el promedio y empeora el servicio.</w:t>
+      </w:r>
+    </w:p>
+    <w:p>
+      <w:r>
+        <w:rPr>
+          <w:b w:val="0"/>
+          <w:color w:val="4A4A49"/>
+          <w:sz w:val="22"/>
+        </w:rPr>
+        <w:t>Segundo ejemplo concreto: la tabla de cuatro a seis senales de CloudLite, con umbral y accion. Latencia p95 del inicio de sesion y del listado principal, con objetivo bajo 300 milisegundos; peticiones por minuto; porcentaje de respuestas 5xx, con alerta sobre el 1 por ciento sostenido; uso del pool de conexiones, con alerta sobre el 80 por ciento; crecimiento mensual del almacenamiento de objetos donde viven los adjuntos decididos en la Clase 7; y, si el equipo modelo notificaciones, los mensajes pendientes en la cola. La columna que convierte una lista de metricas en un plan de operacion es la ultima: que se hace cuando se cruza el umbral. Ahi entra la optimizacion, que son cuatro movimientos concretos. Paginar: un endpoint que devuelve cincuenta mil registros es a la vez problema de latencia y de memoria, y la convencion son paginas de veinte a cincuenta elementos. Indexar la columna por la que se filtra, porque sin indice el motor recorre la tabla completa y una consulta de milisegundos pasa a segundos. Cachear lecturas repetidas midiendo la tasa de acierto: un 90 por ciento significa que nueve de cada diez lecturas no llegan a la base. Y limitar la tasa de peticiones, que ademas es el control de denegacion de servicio de la Clase 6. Aparece la segunda pregunta previsible: «si no tenemos usuarios reales, que monitoreamos?». El entregable es el plan, no los datos: se documenta que se mediria, con que umbral y con que accion, y el chequeo de salud del contenedor que consulta el balanceador de la Clase 7 ya es monitoreo real funcionando. Con esto cierra el bloque de operacion que evalua el Parcial 2 de la Clase 9: los umbrales de hoy se prueban con carga en la Clase 12, la saturacion sera el disparador del autoescalado de la Clase 13 y el consumo medido es el que se costea en la Clase 10.</w:t>
+      </w:r>
+    </w:p>
+    <w:p>
+      <w:r>
+        <w:rPr>
+          <w:b w:val="0"/>
+          <w:color w:val="4A4A49"/>
+          <w:sz w:val="22"/>
+        </w:rPr>
+        <w:t>Error tipico del docente que no domina el tema: presentar CI y CD como sinonimos intercambiables y hablar de «hacer CI/CD» sin separar que valida, que entrega y que despliega. La consecuencia aguas abajo es que el estudiante cree que su workflow puso la aplicacion en produccion, describe en el informe un despliegue que no existe y en la sustentacion de la Clase 15 defiende una capacidad operativa que no puede demostrar. El segundo tropiezo es dejar la tabla de monitoreo como una lista de palabras sueltas (latencia, errores, CPU) sin umbral, sin unidad y sin accion asociada; cuando eso pasa, la seccion de monitoreo no dice nada, la Clase 12 no tiene contra que comparar los resultados de la prueba de carga y la politica de autoescalado de la Clase 13 se inventa un disparador sin ninguna medida que lo sustente.</w:t>
       </w:r>
     </w:p>
     <w:p>
@@ -383,7 +433,17 @@
           <w:color w:val="4A4A49"/>
           <w:sz w:val="22"/>
         </w:rPr>
-        <w:t>Pasa diapositiva de agenda y objetivos. Abre el enunciado PI si alguien aún no lo tiene.</w:t>
+        <w:t>Pasa la diapositiva de agenda y la de objetivos. Abre el enunciado PI si alguien aún no lo tiene.</w:t>
+      </w:r>
+    </w:p>
+    <w:p>
+      <w:r>
+        <w:rPr>
+          <w:b w:val="0"/>
+          <w:color w:val="4A4A49"/>
+          <w:sz w:val="22"/>
+        </w:rPr>
+        <w:t>Pregunta de arranque (1 min): «¿en qué quedó su CloudLite la clase pasada?» — sirve para detectar equipos rezagados antes de avanzar.</w:t>
       </w:r>
     </w:p>
     <w:p>
@@ -406,7 +466,46 @@
           <w:color w:val="4A4A49"/>
           <w:sz w:val="22"/>
         </w:rPr>
-        <w:t>Recorre las slides de conceptos. Cada 7–8 min amarra al artefacto del PI:</w:t>
+        <w:t>Cubre estos conceptos, en este orden, ~10 min cada uno (son los títulos de las diapositivas de teoría):</w:t>
+      </w:r>
+    </w:p>
+    <w:p>
+      <w:pPr>
+        <w:pStyle w:val="ListBullet"/>
+      </w:pPr>
+      <w:r>
+        <w:rPr>
+          <w:b w:val="0"/>
+          <w:color w:val="4A4A49"/>
+          <w:sz w:val="22"/>
+        </w:rPr>
+        <w:t>CI/CD sin tarjeta</w:t>
+      </w:r>
+    </w:p>
+    <w:p>
+      <w:pPr>
+        <w:pStyle w:val="ListBullet"/>
+      </w:pPr>
+      <w:r>
+        <w:rPr>
+          <w:b w:val="0"/>
+          <w:color w:val="4A4A49"/>
+          <w:sz w:val="22"/>
+        </w:rPr>
+        <w:t>YAML mínimo</w:t>
+      </w:r>
+    </w:p>
+    <w:p>
+      <w:pPr>
+        <w:pStyle w:val="ListBullet"/>
+      </w:pPr>
+      <w:r>
+        <w:rPr>
+          <w:b w:val="0"/>
+          <w:color w:val="4A4A49"/>
+          <w:sz w:val="22"/>
+        </w:rPr>
+        <w:t>Monitoreo y optimización</w:t>
       </w:r>
     </w:p>
     <w:p>
@@ -416,7 +515,7 @@
           <w:color w:val="4A4A49"/>
           <w:sz w:val="22"/>
         </w:rPr>
-        <w:t>«Esto lo van a dejar hoy en el informe/diagrama/repo.»</w:t>
+        <w:t>El desarrollo completo de cada uno está arriba, en «Fundamento teórico para el docente»:</w:t>
       </w:r>
     </w:p>
     <w:p>
@@ -426,7 +525,7 @@
           <w:color w:val="4A4A49"/>
           <w:sz w:val="22"/>
         </w:rPr>
-        <w:t>Usa ejemplos del dominio de los equipos (pide 1 voluntario).</w:t>
+        <w:t>esa sección está escrita para que puedas dictarla sin consultar otra fuente.</w:t>
       </w:r>
     </w:p>
     <w:p>
@@ -436,7 +535,17 @@
           <w:color w:val="4A4A49"/>
           <w:sz w:val="22"/>
         </w:rPr>
-        <w:t>Capturas sugeridas: ver marcadores [CAP:] en las slides.</w:t>
+        <w:t>Cada 8–10 min amarra al artefacto: «esto es lo que van a dejar hoy en su informe/diagrama/repo».</w:t>
+      </w:r>
+    </w:p>
+    <w:p>
+      <w:r>
+        <w:rPr>
+          <w:b w:val="0"/>
+          <w:color w:val="4A4A49"/>
+          <w:sz w:val="22"/>
+        </w:rPr>
+        <w:t>Pide un equipo voluntario y usa SU dominio como ejemplo en vivo (no el de la demo).</w:t>
       </w:r>
     </w:p>
     <w:p>
@@ -459,7 +568,7 @@
           <w:color w:val="4A4A49"/>
           <w:sz w:val="22"/>
         </w:rPr>
-        <w:t>Demuestra la herramienta del día (</w:t>
+        <w:t xml:space="preserve">Herramienta del día: </w:t>
       </w:r>
       <w:r>
         <w:rPr>
@@ -475,7 +584,93 @@
           <w:color w:val="4A4A49"/>
           <w:sz w:val="22"/>
         </w:rPr>
-        <w:t>) con un mini-ejemplo CloudLite.</w:t>
+        <w:t>.</w:t>
+      </w:r>
+    </w:p>
+    <w:p>
+      <w:r>
+        <w:rPr>
+          <w:b/>
+          <w:color w:val="4A4A49"/>
+          <w:sz w:val="22"/>
+        </w:rPr>
+        <w:t>Demo que usted debe poder repetir:</w:t>
+      </w:r>
+      <w:r>
+        <w:rPr>
+          <w:b w:val="0"/>
+          <w:color w:val="4A4A49"/>
+          <w:sz w:val="22"/>
+        </w:rPr>
+        <w:t xml:space="preserve"> Un workflow de GitHub Actions que corra de verdad</w:t>
+      </w:r>
+    </w:p>
+    <w:p>
+      <w:pPr>
+        <w:pStyle w:val="ListNumber"/>
+      </w:pPr>
+      <w:r>
+        <w:rPr>
+          <w:b w:val="0"/>
+          <w:color w:val="4A4A49"/>
+          <w:sz w:val="22"/>
+        </w:rPr>
+        <w:t xml:space="preserve">Cree </w:t>
+      </w:r>
+      <w:r>
+        <w:rPr>
+          <w:rFonts w:ascii="Consolas" w:hAnsi="Consolas"/>
+          <w:color w:val="111111"/>
+          <w:sz w:val="21"/>
+        </w:rPr>
+        <w:t>.github/workflows/ci.yml</w:t>
+      </w:r>
+      <w:r>
+        <w:rPr>
+          <w:b w:val="0"/>
+          <w:color w:val="4A4A49"/>
+          <w:sz w:val="22"/>
+        </w:rPr>
+        <w:t xml:space="preserve"> con on: push, un job y 3 steps: checkout, setup, y un comando de prueba real.</w:t>
+      </w:r>
+    </w:p>
+    <w:p>
+      <w:pPr>
+        <w:pStyle w:val="ListNumber"/>
+      </w:pPr>
+      <w:r>
+        <w:rPr>
+          <w:b w:val="0"/>
+          <w:color w:val="4A4A49"/>
+          <w:sz w:val="22"/>
+        </w:rPr>
+        <w:t>Haga commit y push, y abra la pestana Actions del repositorio para ver el run.</w:t>
+      </w:r>
+    </w:p>
+    <w:p>
+      <w:pPr>
+        <w:pStyle w:val="ListNumber"/>
+      </w:pPr>
+      <w:r>
+        <w:rPr>
+          <w:b w:val="0"/>
+          <w:color w:val="4A4A49"/>
+          <w:sz w:val="22"/>
+        </w:rPr>
+        <w:t>Espere el check verde y senale el log del step: «esto es evidencia, no una diapositiva que dice que tenemos CI».</w:t>
+      </w:r>
+    </w:p>
+    <w:p>
+      <w:pPr>
+        <w:pStyle w:val="ListNumber"/>
+      </w:pPr>
+      <w:r>
+        <w:rPr>
+          <w:b w:val="0"/>
+          <w:color w:val="4A4A49"/>
+          <w:sz w:val="22"/>
+        </w:rPr>
+        <w:t>Aclare la frontera: el pipeline llega hasta «listo para desplegar»; no despliega a ningun servidor real en este curso.</w:t>
       </w:r>
     </w:p>
     <w:p>
@@ -485,7 +680,7 @@
           <w:color w:val="4A4A49"/>
           <w:sz w:val="22"/>
         </w:rPr>
-        <w:t xml:space="preserve">Narra clics. Si falla la red, usa capturas en </w:t>
+        <w:t xml:space="preserve">Narra los clics en voz alta. Si falla la red, proyecta las capturas de </w:t>
       </w:r>
       <w:r>
         <w:rPr>
@@ -511,7 +706,7 @@
           <w:color w:val="4A4A49"/>
           <w:sz w:val="22"/>
         </w:rPr>
-        <w:t>Di: «Copien la estructura, no el dominio de mi demo.»</w:t>
+        <w:t>Cierra la demo con: «copien la estructura, no el dominio de mi ejemplo.»</w:t>
       </w:r>
     </w:p>
     <w:p>
@@ -587,7 +782,7 @@
           <w:color w:val="4A4A49"/>
           <w:sz w:val="22"/>
         </w:rPr>
-        <w:t>Proyecta la lista de pasos del taller estudiante.</w:t>
+        <w:t>Proyecta la lista de pasos del taller del estudiante (está en la sección «Actividad / taller» de este guion).</w:t>
       </w:r>
     </w:p>
     <w:p>
@@ -597,7 +792,7 @@
           <w:color w:val="4A4A49"/>
           <w:sz w:val="22"/>
         </w:rPr>
-        <w:t>Recorre mesas/Meet: bloquea dominios vagos; exige nombres consistentes.</w:t>
+        <w:t>Circula por mesas/Meet con la lista de errores frecuentes de abajo en la mano: son los que vas a ver hoy.</w:t>
       </w:r>
     </w:p>
     <w:p>
@@ -607,7 +802,7 @@
           <w:color w:val="4A4A49"/>
           <w:sz w:val="22"/>
         </w:rPr>
-        <w:t>A los 80 min: «Falta evidencia: PNG/YAML/enlace. Empiecen a subir borrador.»</w:t>
+        <w:t>A los 80 min anuncia: «faltan 20 min. Falta evidencia: PNG/YAML/enlace. Empiecen a subir borrador.»</w:t>
       </w:r>
     </w:p>
     <w:p>
@@ -620,7 +815,7 @@
           <w:color w:val="1A1C1D"/>
           <w:sz w:val="32"/>
         </w:rPr>
-        <w:t>100–115 · Quiz / evidencias</w:t>
+        <w:t>100–115 · Comprobación y evidencias</w:t>
       </w:r>
     </w:p>
     <w:p>
@@ -630,7 +825,7 @@
           <w:color w:val="4A4A49"/>
           <w:sz w:val="22"/>
         </w:rPr>
-        <w:t>Aplica quiz corto (Kit). Mientras, revisa que el entregable esté en Drive/repo.</w:t>
+        <w:t>Haz 3–4 de las preguntas de comprobación oral de abajo, a personas distintas y al azar</w:t>
       </w:r>
     </w:p>
     <w:p>
@@ -640,7 +835,71 @@
           <w:color w:val="4A4A49"/>
           <w:sz w:val="22"/>
         </w:rPr>
-        <w:t>Retroalimenta 2–3 equipos en voz alta (errores frecuentes).</w:t>
+        <w:t>(no al que levanta la mano). Es el mecanismo para verificar la regla de los 60 segundos.</w:t>
+      </w:r>
+    </w:p>
+    <w:p>
+      <w:r>
+        <w:rPr>
+          <w:b w:val="0"/>
+          <w:color w:val="4A4A49"/>
+          <w:sz w:val="22"/>
+        </w:rPr>
+        <w:t xml:space="preserve">Aplica el quiz corto de </w:t>
+      </w:r>
+      <w:r>
+        <w:rPr>
+          <w:rFonts w:ascii="Consolas" w:hAnsi="Consolas"/>
+          <w:color w:val="111111"/>
+          <w:sz w:val="21"/>
+        </w:rPr>
+        <w:t>Kit docente/Clase 8/Quiz Clase 8 - Monitoreo optimizacion y CI-CD.docx</w:t>
+      </w:r>
+    </w:p>
+    <w:p>
+      <w:r>
+        <w:rPr>
+          <w:b w:val="0"/>
+          <w:color w:val="4A4A49"/>
+          <w:sz w:val="22"/>
+        </w:rPr>
+        <w:t xml:space="preserve">(la clave va en archivo aparte y </w:t>
+      </w:r>
+      <w:r>
+        <w:rPr>
+          <w:b/>
+          <w:color w:val="4A4A49"/>
+          <w:sz w:val="22"/>
+        </w:rPr>
+        <w:t>no se proyecta</w:t>
+      </w:r>
+      <w:r>
+        <w:rPr>
+          <w:b w:val="0"/>
+          <w:color w:val="4A4A49"/>
+          <w:sz w:val="22"/>
+        </w:rPr>
+        <w:t>).</w:t>
+      </w:r>
+    </w:p>
+    <w:p>
+      <w:r>
+        <w:rPr>
+          <w:b w:val="0"/>
+          <w:color w:val="4A4A49"/>
+          <w:sz w:val="22"/>
+        </w:rPr>
+        <w:t>Mientras responden, verifica que el entregable esté realmente subido.</w:t>
+      </w:r>
+    </w:p>
+    <w:p>
+      <w:r>
+        <w:rPr>
+          <w:b w:val="0"/>
+          <w:color w:val="4A4A49"/>
+          <w:sz w:val="22"/>
+        </w:rPr>
+        <w:t>Retroalimenta 2–3 equipos en voz alta, nombrando el error y la corrección concreta.</w:t>
       </w:r>
     </w:p>
     <w:p>
@@ -663,7 +922,17 @@
           <w:color w:val="4A4A49"/>
           <w:sz w:val="22"/>
         </w:rPr>
-        <w:t>Di: «Criterio de éxito: cualquier integrante explica el artefacto en 60 s.</w:t>
+        <w:t>Di: «Queda avanzado: Workflow Actions (build/test/simulate) + métricas de monitoreo del PI.</w:t>
+      </w:r>
+    </w:p>
+    <w:p>
+      <w:r>
+        <w:rPr>
+          <w:b w:val="0"/>
+          <w:color w:val="4A4A49"/>
+          <w:sz w:val="22"/>
+        </w:rPr>
+        <w:t>Criterio de éxito: cualquier integrante explica el artefacto en 60 s.</w:t>
       </w:r>
     </w:p>
     <w:p>
@@ -832,7 +1101,75 @@
           <w:color w:val="1A1C1D"/>
           <w:sz w:val="32"/>
         </w:rPr>
-        <w:t>Quiz</w:t>
+        <w:t>Errores frecuentes del estudiante (y cómo corregirlos en el momento)</w:t>
+      </w:r>
+    </w:p>
+    <w:p>
+      <w:pPr>
+        <w:pStyle w:val="ListBullet"/>
+      </w:pPr>
+      <w:r>
+        <w:rPr>
+          <w:b w:val="0"/>
+          <w:color w:val="4A4A49"/>
+          <w:sz w:val="22"/>
+        </w:rPr>
+        <w:t xml:space="preserve">Un workflow que solo hace </w:t>
+      </w:r>
+      <w:r>
+        <w:rPr>
+          <w:rFonts w:ascii="Consolas" w:hAnsi="Consolas"/>
+          <w:color w:val="111111"/>
+          <w:sz w:val="21"/>
+        </w:rPr>
+        <w:t>echo ok</w:t>
+      </w:r>
+      <w:r>
+        <w:rPr>
+          <w:b w:val="0"/>
+          <w:color w:val="4A4A49"/>
+          <w:sz w:val="22"/>
+        </w:rPr>
+        <w:t>: es un pipeline decorativo. Exija que corra algo que pueda fallar de verdad.</w:t>
+      </w:r>
+    </w:p>
+    <w:p>
+      <w:pPr>
+        <w:pStyle w:val="ListBullet"/>
+      </w:pPr>
+      <w:r>
+        <w:rPr>
+          <w:b w:val="0"/>
+          <w:color w:val="4A4A49"/>
+          <w:sz w:val="22"/>
+        </w:rPr>
+        <w:t>Decir que ya tienen CD porque el YAML dice deploy. En este curso el despliegue se simula; que lo digan asi.</w:t>
+      </w:r>
+    </w:p>
+    <w:p>
+      <w:pPr>
+        <w:pStyle w:val="ListBullet"/>
+      </w:pPr>
+      <w:r>
+        <w:rPr>
+          <w:b w:val="0"/>
+          <w:color w:val="4A4A49"/>
+          <w:sz w:val="22"/>
+        </w:rPr>
+        <w:t>Golden signals sin umbral: «medimos latencia» no sirve; falta a partir de que valor se considera un problema.</w:t>
+      </w:r>
+    </w:p>
+    <w:p>
+      <w:pPr>
+        <w:spacing w:before="200" w:after="60"/>
+      </w:pPr>
+      <w:r>
+        <w:rPr>
+          <w:b/>
+          <w:color w:val="1A1C1D"/>
+          <w:sz w:val="32"/>
+        </w:rPr>
+        <w:t>Preguntas de comprobación oral (no son del quiz)</w:t>
       </w:r>
     </w:p>
     <w:p>
@@ -842,8 +1179,119 @@
           <w:color w:val="4A4A49"/>
           <w:sz w:val="22"/>
         </w:rPr>
-        <w:t xml:space="preserve">Ver </w:t>
+        <w:t>Úsalas en el tramo 100–115, a personas distintas y al azar.</w:t>
       </w:r>
+    </w:p>
+    <w:p>
+      <w:pPr>
+        <w:pStyle w:val="ListNumber"/>
+      </w:pPr>
+      <w:r>
+        <w:rPr>
+          <w:b w:val="0"/>
+          <w:color w:val="4A4A49"/>
+          <w:sz w:val="22"/>
+        </w:rPr>
+        <w:t>Que valida CI y que hace CD, y cual de los dos construyeron hoy?</w:t>
+      </w:r>
+    </w:p>
+    <w:p>
+      <w:pPr>
+        <w:pStyle w:val="ListNumber"/>
+      </w:pPr>
+      <w:r>
+        <w:rPr>
+          <w:b w:val="0"/>
+          <w:color w:val="4A4A49"/>
+          <w:sz w:val="22"/>
+        </w:rPr>
+        <w:t>Digan las 4 golden signals y el umbral de una de ellas.</w:t>
+      </w:r>
+    </w:p>
+    <w:p>
+      <w:pPr>
+        <w:pStyle w:val="ListNumber"/>
+      </w:pPr>
+      <w:r>
+        <w:rPr>
+          <w:b w:val="0"/>
+          <w:color w:val="4A4A49"/>
+          <w:sz w:val="22"/>
+        </w:rPr>
+        <w:t>Que pasaria en su pipeline si alguien sube codigo que no compila?</w:t>
+      </w:r>
+    </w:p>
+    <w:p>
+      <w:pPr>
+        <w:spacing w:before="200" w:after="60"/>
+      </w:pPr>
+      <w:r>
+        <w:rPr>
+          <w:b/>
+          <w:color w:val="1A1C1D"/>
+          <w:sz w:val="32"/>
+        </w:rPr>
+        <w:t>Solución del taller (privada)</w:t>
+      </w:r>
+    </w:p>
+    <w:p>
+      <w:r>
+        <w:rPr>
+          <w:rFonts w:ascii="Consolas" w:hAnsi="Consolas"/>
+          <w:color w:val="111111"/>
+          <w:sz w:val="21"/>
+        </w:rPr>
+        <w:t>Kit docente/Clase 8/Solucion Taller Clase 8 - CloudLite.docx</w:t>
+      </w:r>
+      <w:r>
+        <w:rPr>
+          <w:b w:val="0"/>
+          <w:color w:val="4A4A49"/>
+          <w:sz w:val="22"/>
+        </w:rPr>
+        <w:t xml:space="preserve"> — es la referencia con la que</w:t>
+      </w:r>
+    </w:p>
+    <w:p>
+      <w:r>
+        <w:rPr>
+          <w:b w:val="0"/>
+          <w:color w:val="4A4A49"/>
+          <w:sz w:val="22"/>
+        </w:rPr>
+        <w:t xml:space="preserve">comparas lo que entregan los equipos. </w:t>
+      </w:r>
+      <w:r>
+        <w:rPr>
+          <w:b/>
+          <w:color w:val="4A4A49"/>
+          <w:sz w:val="22"/>
+        </w:rPr>
+        <w:t>No proyectarla completa</w:t>
+      </w:r>
+      <w:r>
+        <w:rPr>
+          <w:b w:val="0"/>
+          <w:color w:val="4A4A49"/>
+          <w:sz w:val="22"/>
+        </w:rPr>
+        <w:t xml:space="preserve"> antes de que trabajen.</w:t>
+      </w:r>
+    </w:p>
+    <w:p>
+      <w:pPr>
+        <w:spacing w:before="200" w:after="60"/>
+      </w:pPr>
+      <w:r>
+        <w:rPr>
+          <w:b/>
+          <w:color w:val="1A1C1D"/>
+          <w:sz w:val="32"/>
+        </w:rPr>
+        <w:t>Quiz</w:t>
+      </w:r>
+    </w:p>
+    <w:p>
       <w:r>
         <w:rPr>
           <w:rFonts w:ascii="Consolas" w:hAnsi="Consolas"/>
@@ -858,7 +1306,33 @@
           <w:color w:val="4A4A49"/>
           <w:sz w:val="22"/>
         </w:rPr>
-        <w:t xml:space="preserve"> (con respuestas).</w:t>
+        <w:t xml:space="preserve"> (versión estudiante, sin respuestas)</w:t>
+      </w:r>
+    </w:p>
+    <w:p>
+      <w:r>
+        <w:rPr>
+          <w:b w:val="0"/>
+          <w:color w:val="4A4A49"/>
+          <w:sz w:val="22"/>
+        </w:rPr>
+        <w:t xml:space="preserve">y </w:t>
+      </w:r>
+      <w:r>
+        <w:rPr>
+          <w:rFonts w:ascii="Consolas" w:hAnsi="Consolas"/>
+          <w:color w:val="111111"/>
+          <w:sz w:val="21"/>
+        </w:rPr>
+        <w:t>Kit docente/Clase 8/Quiz Clase 8 - CLAVE DOCENTE.docx</w:t>
+      </w:r>
+      <w:r>
+        <w:rPr>
+          <w:b w:val="0"/>
+          <w:color w:val="4A4A49"/>
+          <w:sz w:val="22"/>
+        </w:rPr>
+        <w:t xml:space="preserve"> (clave, privada).</w:t>
       </w:r>
     </w:p>
     <w:p>
@@ -937,7 +1411,7 @@
           <w:color w:val="4A4A49"/>
           <w:sz w:val="22"/>
         </w:rPr>
-        <w:t>Plataforma de entrega: ExamLab (examlab.lovable.app/app). La UNIAJC no tiene campus virtual propio.</w:t>
+        <w:t>Plataforma de entrega: ExamLab (https://examlab.lovable.app/). No es la plataforma oficial de la UNIAJC; la universidad no tiene campus virtual propio.</w:t>
       </w:r>
     </w:p>
     <w:p>
@@ -950,7 +1424,7 @@
           <w:color w:val="4A4A49"/>
           <w:sz w:val="22"/>
         </w:rPr>
-        <w:t>Prohibido pedir cloud con tarjeta.</w:t>
+        <w:t>Prohibido pedir cloud con tarjeta: todo el curso corre con free tier o en el navegador.</w:t>
       </w:r>
     </w:p>
     <w:p>

--- a/Arquitectura de Sistemas Computacionales/Kit docente/Clase 8/Guion Docente Clase 8 - Monitoreo optimizacion y CI-CD.docx
+++ b/Arquitectura de Sistemas Computacionales/Kit docente/Clase 8/Guion Docente Clase 8 - Monitoreo optimizacion y CI-CD.docx
@@ -245,7 +245,7 @@
           <w:color w:val="4A4A49"/>
           <w:sz w:val="22"/>
         </w:rPr>
-        <w:t>Esta clase junta dos temas que parecen distintos y son el mismo asunto en dos momentos: automatizar la verificacion antes de que un cambio llegue a los usuarios, y observar el sistema despues de que llego. El problema que resuelve la integracion continua tiene nombre historico, infierno de integracion: varios desarrolladores trabajan semanas por separado, cada uno con su copia del codigo, y al juntarlo aparecen conflictos y fallas que nadie sabe de donde vienen. Su version cotidiana en un equipo de estudiantes es la frase «en mi maquina funciona». Integracion continua, definida operativamente, es esto: cada vez que alguien sube un cambio al repositorio, un servidor automatico toma el codigo en un entorno limpio, lo construye, le corre las pruebas y avisa en minutos si algo se rompio. El valor no esta en la automatizacion por si misma sino en el intervalo de retroalimentacion: encontrar el error tres minutos despues de escribirlo, cuando el autor recuerda que hizo, cuesta una fraccion de lo que cuesta hallarlo tres semanas despues en el computador de otra persona.</w:t>
+        <w:t>Esta clase junta dos temas que parecen distintos y son el mismo asunto en dos momentos: automatizar la verificacion antes de que un cambio llegue a los usuarios, y observar el sistema despues de que llego. El problema que resuelve la integracion continua tiene nombre historico, infierno de integracion: varios desarrolladores trabajan semanas por separado y al juntar el codigo aparecen conflictos y fallas que nadie sabe de donde vienen. Su version cotidiana en un equipo de estudiantes es la frase «en mi maquina funciona». Integracion continua, definida operativamente, es esto: cada vez que alguien sube un cambio al repositorio, un servidor automatico toma el codigo en un entorno limpio, lo construye, le corre las pruebas y avisa en minutos si algo se rompio. El valor no esta en la automatizacion sino en el intervalo de retroalimentacion: encontrar el error tres minutos despues de escribirlo, cuando el autor recuerda que hizo, cuesta una fraccion de hallarlo tres semanas despues en el computador de otra persona.</w:t>
       </w:r>
     </w:p>
     <w:p>
@@ -255,7 +255,7 @@
           <w:color w:val="4A4A49"/>
           <w:sz w:val="22"/>
         </w:rPr>
-        <w:t>La sigla CD es ambigua y ahi esta la confusion que hay que desarmar en el primer minuto. Entrega continua significa que cada cambio que pasa la validacion queda listo para desplegarse, empaquetado y probado, pero un humano decide cuando se aprieta el boton. Despliegue continuo significa que ese ultimo paso tambien es automatico y el cambio llega a produccion sin intervencion. Las dos comparten la sigla CD, no son lo mismo entre si, y ninguna es sinonimo de integracion continua: CI valida, CD entrega o despliega. Se puede tener CI sin nada de CD y es legitimo; de hecho es lo que se construye hoy, porque el curso no usa infraestructura de pago ni pide tarjeta de credito. El pipeline llega hasta el estado «listo para desplegar» y la etapa final imprime un mensaje y publica un artefacto en lugar de subir a un servidor real. Hay que decirlo explicito: lo simulado es el ultimo paso, no el pipeline; todo lo anterior es real y ejecutable.</w:t>
+        <w:t>La sigla CD es ambigua y ahi esta la confusion que hay que desarmar en el primer minuto. Entrega continua significa que cada cambio que pasa la validacion queda listo para desplegarse, empaquetado y probado, pero un humano decide cuando se aprieta el boton. Despliegue continuo significa que ese ultimo paso tambien es automatico y el cambio llega a produccion sin intervencion. Las dos comparten la sigla CD, no son lo mismo, y ninguna es sinonimo de integracion continua: CI valida, CD entrega o despliega. Se puede tener CI sin nada de CD, y es lo que se construye hoy porque el curso no usa infraestructura de pago ni pide tarjeta de credito. El pipeline llega hasta «listo para desplegar» y la etapa final imprime un mensaje y publica un artefacto en lugar de subir a un servidor real. Hay que decirlo explicito: lo simulado es el ultimo paso, no el pipeline; todo lo anterior es real y ejecutable.</w:t>
       </w:r>
     </w:p>
     <w:p>
@@ -265,7 +265,7 @@
           <w:color w:val="4A4A49"/>
           <w:sz w:val="22"/>
         </w:rPr>
-        <w:t>GitHub Actions es la herramienta del dia porque es gratis, corre en el navegador y produce evidencia verificable. Su vocabulario tiene cinco palabras. Un workflow es un archivo YAML en la carpeta .github/workflows del repositorio; el nombre es libre y ci.yml es la convencion. El evento o disparador declara cuando corre: on push para cada subida, on pull_request para cada propuesta de cambio, workflow_dispatch para un boton manual, schedule para una hora fija. Un job es un conjunto de pasos que corre en un runner, una maquina virtual limpia que se crea para esa ejecucion y se destruye al terminar; los jobs corren en paralelo salvo que se declare dependencia. Un step es un comando o el uso de una action, unidad reutilizable publicada por otros, como la que descarga el codigo. Que el runner sea limpio y efimero es el punto pedagogico central: demuestra que la construccion no depende de nada instalado a mano en el portatil de nadie. Dos advertencias practicas: el YAML se indenta con espacios y nunca con tabulaciones, causa numero uno de un pipeline que no arranca; y en el nivel gratuito los repositorios publicos tienen minutos ilimitados mientras los privados tienen una cuota mensual del orden de 2000 minutos, cifra de plataforma que conviene confirmar en la pagina de facturacion del repositorio porque el proveedor la cambia.</w:t>
+        <w:t>GitHub Actions es la herramienta del dia porque es gratis, corre en el navegador y produce evidencia verificable. Su vocabulario tiene cinco palabras. Un workflow es un archivo YAML en la carpeta .github/workflows; el nombre es libre y ci.yml es la convencion. El evento o disparador declara cuando corre: on push para cada subida, on pull_request para cada propuesta de cambio, workflow_dispatch para un boton manual, schedule para una hora fija. Un job es un conjunto de pasos que corre en un runner, una maquina virtual limpia que se crea para esa ejecucion y se destruye al terminar. Un step es un comando o el uso de una action, unidad reutilizable publicada por otros. Que el runner sea limpio y efimero es el punto pedagogico central: demuestra que la construccion no depende de nada instalado a mano en el portatil de nadie. Advertencias: el YAML se indenta con espacios y nunca con tabulaciones, causa numero uno de un pipeline que no arranca; y en el nivel gratuito los repositorios publicos tienen minutos ilimitados mientras los privados tienen una cuota del orden de 2000 minutos al mes, cifra que conviene confirmar en la pagina de facturacion porque el proveedor la cambia.</w:t>
       </w:r>
     </w:p>
     <w:p>
@@ -275,7 +275,7 @@
           <w:color w:val="4A4A49"/>
           <w:sz w:val="22"/>
         </w:rPr>
-        <w:t>Primer ejemplo concreto: el pipeline del stub de CloudLite, que ya existe desde la Clase 3 como Dockerfile y contenedor. El workflow se dispara en push a la rama principal y en pull_request. Un solo job llamado validar hace cinco pasos: descargar el codigo, instalar el runtime del lenguaje elegido, instalar dependencias, correr las pruebas y construir la imagen con docker build para comprobar que el Dockerfile de la Clase 3 sigue siendo valido. Un sexto paso simula el despliegue: imprime la etiqueta de version y publica un artefacto, un archivo que queda guardado junto a la corrida y se puede descargar despues. Aparece la primera pregunta previsible: «para que escribir pruebas de un stub que casi no hace nada?». Incluso una sola prueba que verifique que el endpoint /health responde 200 detecta una clase entera de errores, la mas costosa en operacion: que la aplicacion ya no arranca. Con dos o tres pruebas de ese tipo el pipeline deja de ser decorativo. La evidencia es doble: el archivo ci.yml en el repositorio y la captura de una corrida en verde; si Actions falla por cuota o por red se acepta el YAML mas la explicacion paso por paso, pero eso es plan B, no la meta.</w:t>
+        <w:t>Primer ejemplo concreto: el pipeline del stub de CloudLite, que ya existe desde la Clase 3 como Dockerfile y contenedor. El workflow se dispara en push a la rama principal y en pull_request. Un job llamado validar hace cinco pasos: descargar el codigo, instalar el runtime del lenguaje, instalar dependencias, correr las pruebas y construir la imagen con docker build para comprobar que el Dockerfile sigue siendo valido. Un sexto paso simula el despliegue: imprime la etiqueta de version y publica un artefacto, un archivo que queda guardado junto a la corrida. Aparece la primera pregunta previsible: «para que escribir pruebas de un stub que casi no hace nada?». Incluso una sola prueba que verifique que el endpoint /health responde 200 detecta la clase de error mas costosa en operacion: que la aplicacion ya no arranca. La evidencia es doble: el archivo ci.yml en el repositorio y la captura de una corrida en verde; si Actions falla por cuota o red se acepta el YAML con la explicacion paso por paso, pero eso es plan B.</w:t>
       </w:r>
     </w:p>
     <w:p>
@@ -285,7 +285,7 @@
           <w:color w:val="4A4A49"/>
           <w:sz w:val="22"/>
         </w:rPr>
-        <w:t>El pipeline es tambien donde se ejecuta de verdad la politica de secretos escrita en la Clase 6. Los valores sensibles se guardan en el repositorio bajo Settings, Secrets and variables, Actions; el workflow los referencia por nombre y la plataforma los inyecta como variables de entorno solo durante la corrida. Dos detalles evitan sustos. Primero, la plataforma enmascara los secretos en el registro de salida, pero enmascarar no es impedir la fuga: si un paso imprime el valor transformado, por ejemplo codificado, sale en claro; la regla operativa es no imprimir secretos nunca. Segundo, por diseno los secretos no se entregan a las corridas disparadas por un pull_request que viene de un fork, para que un extrano no pueda proponer un cambio que los imprima. La consecuencia practica es que la validacion de un cambio externo no puede depender de credenciales, y por eso las pruebas del stub deben correr sin acceso a servicios reales, con valores ficticios o con un doble simulado. Esa es la razon tecnica por la que un stub bien hecho resulta tan util en este curso.</w:t>
+        <w:t>El pipeline es tambien donde se ejecuta de verdad la politica de secretos escrita en la Clase 6. Los valores sensibles se guardan en el repositorio bajo Settings, Secrets and variables, Actions; el workflow los referencia por nombre y la plataforma los inyecta como variables de entorno solo durante la corrida. Dos detalles evitan sustos. La plataforma enmascara los secretos en el registro de salida, pero enmascarar no es impedir la fuga: si un paso imprime el valor transformado, por ejemplo codificado, sale en claro; la regla es no imprimir secretos nunca. Y por diseno los secretos no se entregan a las corridas disparadas por un pull_request que viene de un fork, para que un extrano no pueda proponer un cambio que los imprima. La consecuencia practica es que la validacion de un cambio externo no puede depender de credenciales, y por eso las pruebas del stub deben correr sin acceso a servicios reales, con valores ficticios o un doble simulado.</w:t>
       </w:r>
     </w:p>
     <w:p>
@@ -295,7 +295,7 @@
           <w:color w:val="4A4A49"/>
           <w:sz w:val="22"/>
         </w:rPr>
-        <w:t>La segunda mitad de la clase cambia de lado: ya no se trata de validar antes, sino de saber que pasa despues. Monitorear es vigilar indicadores decididos de antemano; observabilidad es la capacidad de responder preguntas nuevas sobre el sistema a partir de lo que el sistema emite, sin agregar codigo por cada duda. Se apoya en tres tipos de senal. Las metricas son numeros medidos en el tiempo, baratas porque se agregan, y sirven para detectar que algo cambio. Los registros o logs son eventos discretos con contexto, caros en volumen, y sirven para entender por que cambio. Las trazas siguen el recorrido de una sola peticion a traves de varios servicios y son necesarias porque la Clase 4 convirtio el sistema en distribuido: cuando la peticion pasa por la API y por el servicio de notificaciones, saber cual de los dos tardo es imposible con metricas agregadas. La practica minima que el equipo si puede documentar es el log estructurado: en lugar de texto libre, cada linea es un objeto con campos fijos como fecha, nivel, identificador de peticion, ruta, codigo de estado y duracion en milisegundos. Con ese identificador propagado entre servicios se reconstruye el recorrido: una traza pobre, pero real.</w:t>
+        <w:t>La segunda mitad de la clase cambia de lado: ya no se trata de validar antes, sino de saber que pasa despues. Monitorear es vigilar indicadores decididos de antemano; observabilidad es la capacidad de responder preguntas nuevas sobre el sistema a partir de lo que el sistema emite, sin agregar codigo por cada duda. Se apoya en tres tipos de senal. Las metricas son numeros medidos en el tiempo, baratas porque se agregan, y detectan que algo cambio. Los logs son eventos discretos con contexto, caros en volumen, y explican por que cambio. Las trazas siguen el recorrido de una sola peticion por varios servicios y son necesarias porque la Clase 4 convirtio el sistema en distribuido: cuando la peticion pasa por la API y por el servicio de notificaciones, saber cual de los dos tardo es imposible con metricas agregadas. La practica minima documentable es el log estructurado: cada linea es un objeto con campos fijos como fecha, nivel, identificador de peticion, ruta, codigo de estado y duracion en milisegundos. Con ese identificador propagado entre servicios se reconstruye el recorrido: una traza pobre, pero real.</w:t>
       </w:r>
     </w:p>
     <w:p>
@@ -305,7 +305,7 @@
           <w:color w:val="4A4A49"/>
           <w:sz w:val="22"/>
         </w:rPr>
-        <w:t>Las cuatro senales de oro son latencia, trafico, errores y saturacion, y cada una necesita definicion operativa. Trafico es cuanta demanda llega, en peticiones por segundo o por minuto. Errores es la proporcion de peticiones que fallan, tipicamente el porcentaje de respuestas 5xx; conviene expresar el objetivo como disponibilidad, y aqui hay aritmetica que el docente debe citar: 99,9 por ciento de disponibilidad equivale a unos 43 minutos de indisponibilidad al mes y 99,99 por ciento a unos 4 minutos, lo cual no es convencion sino calculo directo sobre los 43.200 minutos de un mes de treinta dias. Saturacion es que tan cerca esta el recurso mas escaso de su limite: CPU, memoria, disco o, en la mayoria de las APIs reales, las conexiones libres del pool de la base de datos; la convencion de industria es alertar cuando un recurso pasa del 70 u 80 por ciento sostenido, y es convencion, no ley. Latencia merece explicacion aparte porque introduce el percentil. Un percentil es el valor por debajo del cual cae un porcentaje dado de las mediciones: si el p95 de la API es 300 milisegundos, 95 de cada 100 peticiones respondieron en 300 milisegundos o menos y 5 tardaron mas. Es mas honesto que el promedio, y el ejemplo lo prueba: 99 peticiones de 50 milisegundos y una de 5 segundos dan un promedio de 99 milisegundos, que parece excelente, mientras el p99 es 5 segundos y corresponde a un usuario real mirando una pantalla congelada. Regla adicional: la latencia de las respuestas con error se mide aparte, porque un error devuelto rapido mejora el promedio y empeora el servicio.</w:t>
+        <w:t>Las cuatro senales de oro son latencia, trafico, errores y saturacion, y cada una necesita definicion operativa. Trafico es cuanta demanda llega, en peticiones por segundo o por minuto. Errores es la proporcion de peticiones que fallan, tipicamente el porcentaje de respuestas 5xx; conviene expresarlo como disponibilidad, y aqui hay aritmetica que el docente debe citar: 99,9 por ciento equivale a unos 43 minutos de indisponibilidad al mes y 99,99 por ciento a unos 4 minutos, lo cual no es convencion sino calculo sobre los 43.200 minutos de un mes de treinta dias. Saturacion es que tan cerca esta el recurso mas escaso de su limite: CPU, memoria, disco o, en la mayoria de las APIs reales, las conexiones libres del pool de la base de datos; la convencion es alertar cuando un recurso pasa del 70 u 80 por ciento sostenido, y es convencion, no ley. Latencia merece explicacion aparte porque introduce el percentil, el valor por debajo del cual cae un porcentaje dado de las mediciones: si el p95 de la API es 300 milisegundos, 95 de cada 100 peticiones respondieron en 300 milisegundos o menos y 5 tardaron mas. Es mas honesto que el promedio, y el ejemplo lo prueba: 99 peticiones de 50 milisegundos y una de 5 segundos dan un promedio de 99 milisegundos, que parece excelente, mientras el p99 es 5 segundos y corresponde a un usuario mirando una pantalla congelada.</w:t>
       </w:r>
     </w:p>
     <w:p>
@@ -315,7 +315,7 @@
           <w:color w:val="4A4A49"/>
           <w:sz w:val="22"/>
         </w:rPr>
-        <w:t>Segundo ejemplo concreto: la tabla de cuatro a seis senales de CloudLite, con umbral y accion. Latencia p95 del inicio de sesion y del listado principal, con objetivo bajo 300 milisegundos; peticiones por minuto; porcentaje de respuestas 5xx, con alerta sobre el 1 por ciento sostenido; uso del pool de conexiones, con alerta sobre el 80 por ciento; crecimiento mensual del almacenamiento de objetos donde viven los adjuntos decididos en la Clase 7; y, si el equipo modelo notificaciones, los mensajes pendientes en la cola. La columna que convierte una lista de metricas en un plan de operacion es la ultima: que se hace cuando se cruza el umbral. Ahi entra la optimizacion, que son cuatro movimientos concretos. Paginar: un endpoint que devuelve cincuenta mil registros es a la vez problema de latencia y de memoria, y la convencion son paginas de veinte a cincuenta elementos. Indexar la columna por la que se filtra, porque sin indice el motor recorre la tabla completa y una consulta de milisegundos pasa a segundos. Cachear lecturas repetidas midiendo la tasa de acierto: un 90 por ciento significa que nueve de cada diez lecturas no llegan a la base. Y limitar la tasa de peticiones, que ademas es el control de denegacion de servicio de la Clase 6. Aparece la segunda pregunta previsible: «si no tenemos usuarios reales, que monitoreamos?». El entregable es el plan, no los datos: se documenta que se mediria, con que umbral y con que accion, y el chequeo de salud del contenedor que consulta el balanceador de la Clase 7 ya es monitoreo real funcionando. Con esto cierra el bloque de operacion que evalua el Parcial 2 de la Clase 9: los umbrales de hoy se prueban con carga en la Clase 12, la saturacion sera el disparador del autoescalado de la Clase 13 y el consumo medido es el que se costea en la Clase 10.</w:t>
+        <w:t>Segundo ejemplo concreto: la tabla de cuatro a seis senales de CloudLite, con umbral y accion. Latencia p95 del inicio de sesion y del listado principal, con objetivo bajo 300 milisegundos; peticiones por minuto; porcentaje de respuestas 5xx, con alerta sobre el 1 por ciento sostenido; uso del pool de conexiones, con alerta sobre el 80 por ciento; crecimiento del almacenamiento de objetos donde viven los adjuntos de la Clase 7; y, si el equipo modelo notificaciones, los mensajes pendientes en la cola. La columna que convierte una lista de metricas en un plan de operacion es la ultima: que se hace cuando se cruza el umbral. Ahi entra la optimizacion: paginar, con veinte a cincuenta elementos por pagina, porque un endpoint que devuelve cincuenta mil registros es problema de latencia y de memoria; indexar la columna por la que se filtra, porque sin indice el motor recorre la tabla completa; cachear lecturas repetidas, donde una tasa de acierto del 90 por ciento significa que nueve de cada diez lecturas no llegan a la base; y limitar la tasa de peticiones, el control de denegacion de servicio de la Clase 6. Aparece la segunda pregunta previsible: «si no tenemos usuarios reales, que monitoreamos?». El entregable es el plan, no los datos, y el chequeo de salud que consulta el balanceador de la Clase 7 ya es monitoreo real. Con esto cierra el bloque del Parcial 2 de la Clase 9: los umbrales de hoy se prueban con carga en la Clase 12, la saturacion sera el disparador del autoescalado de la Clase 13 y el consumo medido es el que se costea en la Clase 10.</w:t>
       </w:r>
     </w:p>
     <w:p>

--- a/Arquitectura de Sistemas Computacionales/Kit docente/Clase 8/Guion Docente Clase 8 - Monitoreo optimizacion y CI-CD.docx
+++ b/Arquitectura de Sistemas Computacionales/Kit docente/Clase 8/Guion Docente Clase 8 - Monitoreo optimizacion y CI-CD.docx
@@ -968,7 +968,7 @@
           <w:color w:val="4A4A49"/>
           <w:sz w:val="22"/>
         </w:rPr>
-        <w:t>Creen repo free (o usen el del equipo) con stub mínimo.</w:t>
+        <w:t>Paso 1: creen o reutilicen el repositorio gratuito del equipo con el stub de la Clase 3 y al menos 3 pruebas automatizadas que verifiquen la ruta de salud, un caso valido y un caso de error de negocio, verificando con una ejecucion local o en el lab que las 3 pruebas pasan antes de tocar el pipeline; el enlace del repositorio queda en la portada del informe.</w:t>
       </w:r>
     </w:p>
     <w:p>
@@ -981,23 +981,7 @@
           <w:color w:val="4A4A49"/>
           <w:sz w:val="22"/>
         </w:rPr>
-        <w:t xml:space="preserve">Agreguen </w:t>
-      </w:r>
-      <w:r>
-        <w:rPr>
-          <w:rFonts w:ascii="Consolas" w:hAnsi="Consolas"/>
-          <w:color w:val="111111"/>
-          <w:sz w:val="21"/>
-        </w:rPr>
-        <w:t>.github/workflows/ci.yml</w:t>
-      </w:r>
-      <w:r>
-        <w:rPr>
-          <w:b w:val="0"/>
-          <w:color w:val="4A4A49"/>
-          <w:sz w:val="22"/>
-        </w:rPr>
-        <w:t xml:space="preserve"> (build/test + deploy simulado).</w:t>
+        <w:t>Paso 2: agreguen el archivo .github/workflows/ci.yml con 4 jobs encadenados (build, test, package y deploy simulado), disparadores en push y pull_request sobre la rama principal, y publicacion de artefacto, verificando que ningun paso imprima secretos y que el job de deploy diga explicitamente en su log que es un despliegue simulado.</w:t>
       </w:r>
     </w:p>
     <w:p>
@@ -1010,7 +994,7 @@
           <w:color w:val="4A4A49"/>
           <w:sz w:val="22"/>
         </w:rPr>
-        <w:t>Listen 4–6 métricas/logs a observar en producción hipotética.</w:t>
+        <w:t>Paso 3: ejecuten el workflow con un push real, esperen el run completo y capturen el enlace del run verde mas el nombre del artefacto descargable, verificando que los 4 jobs aparezcan en verde y que el artefacto pese mas de 0 bytes; si Actions falla por cuota, dejen registrado el mensaje textual del error y la explicacion, que es el plan B aceptado.</w:t>
       </w:r>
     </w:p>
     <w:p>
@@ -1023,7 +1007,7 @@
           <w:color w:val="4A4A49"/>
           <w:sz w:val="22"/>
         </w:rPr>
-        <w:t>Peguen captura del run verde (o YAML + explicación si Actions falla por cuota).</w:t>
+        <w:t>Paso 4: escriban en ExamLab el diagrama Mermaid del pipeline con los 4 jobs dentro de un subgrafo, la compuerta de decision y las dos salidas (despliegue simulado y bloqueo del pull request), verificando al renderizar que los nombres de los jobs sean exactamente los del ci.yml.</w:t>
       </w:r>
     </w:p>
     <w:p>
@@ -1036,7 +1020,7 @@
           <w:color w:val="4A4A49"/>
           <w:sz w:val="22"/>
         </w:rPr>
-        <w:t>Actualicen informe secciones CI/CD y Monitoreo.</w:t>
+        <w:t>Paso 5: completen la tabla de 5 senales de monitoreo con umbral y accion, actualicen las secciones CI/CD y Monitoreo del informe y suban las 5 preguntas a ExamLab (modulo Talleres) antes del domingo 23:59, verificando que el enlace del run verde abra sin pedir permisos y que cada senal se pueda medir en el diseno que ya dibujaron.</w:t>
       </w:r>
     </w:p>
     <w:p>

--- a/Arquitectura de Sistemas Computacionales/Kit docente/Clase 8/Guion Docente Clase 8 - Monitoreo optimizacion y CI-CD.docx
+++ b/Arquitectura de Sistemas Computacionales/Kit docente/Clase 8/Guion Docente Clase 8 - Monitoreo optimizacion y CI-CD.docx
@@ -315,7 +315,7 @@
           <w:color w:val="4A4A49"/>
           <w:sz w:val="22"/>
         </w:rPr>
-        <w:t>Segundo ejemplo concreto: la tabla de cuatro a seis senales de CloudLite, con umbral y accion. Latencia p95 del inicio de sesion y del listado principal, con objetivo bajo 300 milisegundos; peticiones por minuto; porcentaje de respuestas 5xx, con alerta sobre el 1 por ciento sostenido; uso del pool de conexiones, con alerta sobre el 80 por ciento; crecimiento del almacenamiento de objetos donde viven los adjuntos de la Clase 7; y, si el equipo modelo notificaciones, los mensajes pendientes en la cola. La columna que convierte una lista de metricas en un plan de operacion es la ultima: que se hace cuando se cruza el umbral. Ahi entra la optimizacion: paginar, con veinte a cincuenta elementos por pagina, porque un endpoint que devuelve cincuenta mil registros es problema de latencia y de memoria; indexar la columna por la que se filtra, porque sin indice el motor recorre la tabla completa; cachear lecturas repetidas, donde una tasa de acierto del 90 por ciento significa que nueve de cada diez lecturas no llegan a la base; y limitar la tasa de peticiones, el control de denegacion de servicio de la Clase 6. Aparece la segunda pregunta previsible: «si no tenemos usuarios reales, que monitoreamos?». El entregable es el plan, no los datos, y el chequeo de salud que consulta el balanceador de la Clase 7 ya es monitoreo real. Con esto cierra el bloque del Parcial 2 de la Clase 9: los umbrales de hoy se prueban con carga en la Clase 12, la saturacion sera el disparador del autoescalado de la Clase 13 y el consumo medido es el que se costea en la Clase 10.</w:t>
+        <w:t>Segundo ejemplo concreto: la tabla de cuatro a seis senales de CloudLite, con umbral y accion. Latencia p95 del inicio de sesion y del listado principal, con objetivo bajo 300 milisegundos; peticiones por minuto; porcentaje de respuestas 5xx, con alerta sobre el 1 por ciento sostenido; uso del pool de conexiones, con alerta sobre el 80 por ciento; crecimiento del almacenamiento de objetos donde viven los adjuntos de la Clase 7; y, si se modelaron notificaciones, los mensajes pendientes en la cola. La columna que convierte una lista de metricas en un plan de operacion es la ultima: que se hace cuando se cruza el umbral. Ahi entra la optimizacion: paginar, con veinte a cincuenta elementos por pagina, porque un endpoint que devuelve cincuenta mil registros es problema de latencia y de memoria; indexar la columna por la que se filtra, porque sin indice el motor recorre la tabla completa; cachear lecturas repetidas, donde una tasa de acierto del 90 por ciento significa que nueve de cada diez lecturas no llegan a la base; y limitar la tasa de peticiones, el control de denegacion de servicio de la Clase 6. Aparece la segunda pregunta previsible: «si no tenemos usuarios reales, que monitoreamos?». El entregable es el plan, no los datos, y el chequeo de salud que consulta el balanceador de la Clase 7 ya es monitoreo real. Con esto cierra el bloque del Parcial 2 de la Clase 9: los umbrales de hoy se prueban con carga en la Clase 12, la saturacion sera el disparador del autoescalado de la Clase 13 y el consumo medido es el que se costea en la Clase 10.</w:t>
       </w:r>
     </w:p>
     <w:p>
@@ -443,7 +443,7 @@
           <w:color w:val="4A4A49"/>
           <w:sz w:val="22"/>
         </w:rPr>
-        <w:t>Pregunta de arranque (1 min): «¿en qué quedó su CloudLite la clase pasada?» — sirve para detectar equipos rezagados antes de avanzar.</w:t>
+        <w:t>Pregunta de arranque (1 min): «¿En qué quedó tu CloudLite la clase pasada?» — sirve para detectar estudiantes rezagados antes de avanzar.</w:t>
       </w:r>
     </w:p>
     <w:p>
@@ -545,7 +545,7 @@
           <w:color w:val="4A4A49"/>
           <w:sz w:val="22"/>
         </w:rPr>
-        <w:t>Pide un equipo voluntario y usa SU dominio como ejemplo en vivo (no el de la demo).</w:t>
+        <w:t>Pide un estudiante voluntario y usa SU dominio como ejemplo en vivo (no el de la demo).</w:t>
       </w:r>
     </w:p>
     <w:p>
@@ -772,7 +772,7 @@
           <w:color w:val="1A1C1D"/>
           <w:sz w:val="32"/>
         </w:rPr>
-        <w:t>55–100 · Taller guiado PI (equipos)</w:t>
+        <w:t>55–100 · Taller guiado PI (individual · equipos de 2–3 solo si tú los autorizaste)</w:t>
       </w:r>
     </w:p>
     <w:p>
@@ -899,7 +899,7 @@
           <w:color w:val="4A4A49"/>
           <w:sz w:val="22"/>
         </w:rPr>
-        <w:t>Retroalimenta 2–3 equipos en voz alta, nombrando el error y la corrección concreta.</w:t>
+        <w:t>Retroalimenta 2–3 estudiantes en voz alta, nombrando el error y la corrección concreta.</w:t>
       </w:r>
     </w:p>
     <w:p>
@@ -932,7 +932,7 @@
           <w:color w:val="4A4A49"/>
           <w:sz w:val="22"/>
         </w:rPr>
-        <w:t>Criterio de éxito: cualquier integrante explica el artefacto en 60 s.</w:t>
+        <w:t>Criterio de éxito: el estudiante explica su artefacto en 60 s.</w:t>
       </w:r>
     </w:p>
     <w:p>
@@ -968,7 +968,7 @@
           <w:color w:val="4A4A49"/>
           <w:sz w:val="22"/>
         </w:rPr>
-        <w:t>Paso 1: creen o reutilicen el repositorio gratuito del equipo con el stub de la Clase 3 y al menos 3 pruebas automatizadas que verifiquen la ruta de salud, un caso valido y un caso de error de negocio, verificando con una ejecucion local o en el lab que las 3 pruebas pasan antes de tocar el pipeline; el enlace del repositorio queda en la portada del informe.</w:t>
+        <w:t>Paso 1: cree o reutilice su repositorio gratuito del proyecto con el stub de la Clase 3 y al menos 3 pruebas automatizadas que verifiquen la ruta de salud, un caso valido y un caso de error de negocio, verificando con una ejecucion local o en el lab que las 3 pruebas pasan antes de tocar el pipeline; el enlace del repositorio queda en la portada del informe.</w:t>
       </w:r>
     </w:p>
     <w:p>
@@ -1072,7 +1072,7 @@
           <w:color w:val="4A4A49"/>
           <w:sz w:val="22"/>
         </w:rPr>
-        <w:t>Explicación oral de 60 s por integrante (muestreo).</w:t>
+        <w:t>Explicación oral de 60 s por estudiante (muestreo; si autorizaste equipos, pregunta a cualquier integrante).</w:t>
       </w:r>
     </w:p>
     <w:p>
@@ -1243,7 +1243,7 @@
           <w:color w:val="4A4A49"/>
           <w:sz w:val="22"/>
         </w:rPr>
-        <w:t xml:space="preserve">comparas lo que entregan los equipos. </w:t>
+        <w:t xml:space="preserve">comparas lo que entregan los estudiantes. </w:t>
       </w:r>
       <w:r>
         <w:rPr>

--- a/Arquitectura de Sistemas Computacionales/Kit docente/Clase 8/Guion Docente Clase 8 - Monitoreo optimizacion y CI-CD.docx
+++ b/Arquitectura de Sistemas Computacionales/Kit docente/Clase 8/Guion Docente Clase 8 - Monitoreo optimizacion y CI-CD.docx
@@ -69,7 +69,7 @@
           <w:color w:val="4A4A49"/>
           <w:sz w:val="22"/>
         </w:rPr>
-        <w:t>Tipo: Clase regular (teoría + taller PI)</w:t>
+        <w:t>Tipo: Clase regular (teoría + taller PI) · encuentro síncrono</w:t>
       </w:r>
     </w:p>
     <w:p>
@@ -1395,7 +1395,7 @@
           <w:color w:val="4A4A49"/>
           <w:sz w:val="22"/>
         </w:rPr>
-        <w:t>Plataforma de entrega: ExamLab (https://examlab.lovable.app/). No es la plataforma oficial de la UNIAJC; la universidad no tiene campus virtual propio.</w:t>
+        <w:t>Plataforma de entrega: ExamLab (https://uniaj.examlab.workers.dev/). No es la plataforma oficial de la UNIAJC; la universidad no tiene campus virtual propio.</w:t>
       </w:r>
     </w:p>
     <w:p>

--- a/Arquitectura de Sistemas Computacionales/Kit docente/Clase 8/Guion Docente Clase 8 - Monitoreo optimizacion y CI-CD.docx
+++ b/Arquitectura de Sistemas Computacionales/Kit docente/Clase 8/Guion Docente Clase 8 - Monitoreo optimizacion y CI-CD.docx
@@ -329,13 +329,26 @@
       </w:r>
     </w:p>
     <w:p>
+      <w:pPr>
+        <w:spacing w:before="200" w:after="60"/>
+      </w:pPr>
+      <w:r>
+        <w:rPr>
+          <w:b/>
+          <w:color w:val="1A1C1D"/>
+          <w:sz w:val="32"/>
+        </w:rPr>
+        <w:t>Referencias a diapositivas</w:t>
+      </w:r>
+    </w:p>
+    <w:p>
       <w:r>
         <w:rPr>
           <w:b w:val="0"/>
           <w:color w:val="4A4A49"/>
           <w:sz w:val="22"/>
         </w:rPr>
-        <w:t xml:space="preserve">Referencia de slides: </w:t>
+        <w:t xml:space="preserve">Numeración real del deck </w:t>
       </w:r>
       <w:r>
         <w:rPr>
@@ -351,7 +364,186 @@
           <w:color w:val="4A4A49"/>
           <w:sz w:val="22"/>
         </w:rPr>
-        <w:t xml:space="preserve"> (solo tema de esta clase).</w:t>
+        <w:t xml:space="preserve"> (solo tema</w:t>
+      </w:r>
+    </w:p>
+    <w:p>
+      <w:r>
+        <w:rPr>
+          <w:b w:val="0"/>
+          <w:color w:val="4A4A49"/>
+          <w:sz w:val="22"/>
+        </w:rPr>
+        <w:t>de esta clase). Las etiquetas [Slide N] del plan y del fundamento apuntan aquí.</w:t>
+      </w:r>
+    </w:p>
+    <w:p>
+      <w:pPr>
+        <w:pStyle w:val="ListNumber"/>
+      </w:pPr>
+      <w:r>
+        <w:rPr>
+          <w:b w:val="0"/>
+          <w:color w:val="4A4A49"/>
+          <w:sz w:val="22"/>
+        </w:rPr>
+        <w:t>Portada · Clase 8 · Monitoreo y optimización · CI/CD</w:t>
+      </w:r>
+    </w:p>
+    <w:p>
+      <w:pPr>
+        <w:pStyle w:val="ListNumber"/>
+      </w:pPr>
+      <w:r>
+        <w:rPr>
+          <w:b w:val="0"/>
+          <w:color w:val="4A4A49"/>
+          <w:sz w:val="22"/>
+        </w:rPr>
+        <w:t>Agenda de hoy (120 min)</w:t>
+      </w:r>
+    </w:p>
+    <w:p>
+      <w:pPr>
+        <w:pStyle w:val="ListNumber"/>
+      </w:pPr>
+      <w:r>
+        <w:rPr>
+          <w:b w:val="0"/>
+          <w:color w:val="4A4A49"/>
+          <w:sz w:val="22"/>
+        </w:rPr>
+        <w:t>Objetivos de la clase</w:t>
+      </w:r>
+    </w:p>
+    <w:p>
+      <w:pPr>
+        <w:pStyle w:val="ListNumber"/>
+      </w:pPr>
+      <w:r>
+        <w:rPr>
+          <w:b w:val="0"/>
+          <w:color w:val="4A4A49"/>
+          <w:sz w:val="22"/>
+        </w:rPr>
+        <w:t>PI CloudLite — entregable de hoy</w:t>
+      </w:r>
+    </w:p>
+    <w:p>
+      <w:pPr>
+        <w:pStyle w:val="ListNumber"/>
+      </w:pPr>
+      <w:r>
+        <w:rPr>
+          <w:b w:val="0"/>
+          <w:color w:val="4A4A49"/>
+          <w:sz w:val="22"/>
+        </w:rPr>
+        <w:t>CI/CD sin tarjeta</w:t>
+      </w:r>
+    </w:p>
+    <w:p>
+      <w:pPr>
+        <w:pStyle w:val="ListNumber"/>
+      </w:pPr>
+      <w:r>
+        <w:rPr>
+          <w:b w:val="0"/>
+          <w:color w:val="4A4A49"/>
+          <w:sz w:val="22"/>
+        </w:rPr>
+        <w:t>YAML mínimo</w:t>
+      </w:r>
+    </w:p>
+    <w:p>
+      <w:pPr>
+        <w:pStyle w:val="ListNumber"/>
+      </w:pPr>
+      <w:r>
+        <w:rPr>
+          <w:b w:val="0"/>
+          <w:color w:val="4A4A49"/>
+          <w:sz w:val="22"/>
+        </w:rPr>
+        <w:t>Monitoreo y optimización</w:t>
+      </w:r>
+    </w:p>
+    <w:p>
+      <w:pPr>
+        <w:pStyle w:val="ListNumber"/>
+      </w:pPr>
+      <w:r>
+        <w:rPr>
+          <w:b w:val="0"/>
+          <w:color w:val="4A4A49"/>
+          <w:sz w:val="22"/>
+        </w:rPr>
+        <w:t>.github/workflows/ci.yml — CI real, no un echo</w:t>
+      </w:r>
+    </w:p>
+    <w:p>
+      <w:pPr>
+        <w:pStyle w:val="ListNumber"/>
+      </w:pPr>
+      <w:r>
+        <w:rPr>
+          <w:b w:val="0"/>
+          <w:color w:val="4A4A49"/>
+          <w:sz w:val="22"/>
+        </w:rPr>
+        <w:t>Herramientas de hoy</w:t>
+      </w:r>
+    </w:p>
+    <w:p>
+      <w:pPr>
+        <w:pStyle w:val="ListNumber"/>
+      </w:pPr>
+      <w:r>
+        <w:rPr>
+          <w:b w:val="0"/>
+          <w:color w:val="4A4A49"/>
+          <w:sz w:val="22"/>
+        </w:rPr>
+        <w:t>Del boceto a ExamLab (diagrama)</w:t>
+      </w:r>
+    </w:p>
+    <w:p>
+      <w:pPr>
+        <w:pStyle w:val="ListNumber"/>
+      </w:pPr>
+      <w:r>
+        <w:rPr>
+          <w:b w:val="0"/>
+          <w:color w:val="4A4A49"/>
+          <w:sz w:val="22"/>
+        </w:rPr>
+        <w:t>Taller PI (paso a paso)</w:t>
+      </w:r>
+    </w:p>
+    <w:p>
+      <w:pPr>
+        <w:pStyle w:val="ListNumber"/>
+      </w:pPr>
+      <w:r>
+        <w:rPr>
+          <w:b w:val="0"/>
+          <w:color w:val="4A4A49"/>
+          <w:sz w:val="22"/>
+        </w:rPr>
+        <w:t>Para continuar (PI)</w:t>
+      </w:r>
+    </w:p>
+    <w:p>
+      <w:pPr>
+        <w:pStyle w:val="ListNumber"/>
+      </w:pPr>
+      <w:r>
+        <w:rPr>
+          <w:b w:val="0"/>
+          <w:color w:val="4A4A49"/>
+          <w:sz w:val="22"/>
+        </w:rPr>
+        <w:t>Clase 8 · PI en movimiento</w:t>
       </w:r>
     </w:p>
     <w:p>
@@ -377,7 +569,7 @@
           <w:color w:val="1A1C1D"/>
           <w:sz w:val="32"/>
         </w:rPr>
-        <w:t>0–10 · Encuadre PI</w:t>
+        <w:t>0–10 · Encuadre PI · [Slide 2][Slide 3][Slide 4]</w:t>
       </w:r>
     </w:p>
     <w:p>
@@ -456,7 +648,7 @@
           <w:color w:val="1A1C1D"/>
           <w:sz w:val="32"/>
         </w:rPr>
-        <w:t>10–40 · Teoría Core (al servicio del taller)</w:t>
+        <w:t>10–40 · Teoría Core (al servicio del taller) · desde [Slide 5]</w:t>
       </w:r>
     </w:p>
     <w:p>
@@ -558,7 +750,7 @@
           <w:color w:val="1A1C1D"/>
           <w:sz w:val="32"/>
         </w:rPr>
-        <w:t>40–55 · Demo en vivo</w:t>
+        <w:t>40–55 · Demo en vivo · [Slide 10]</w:t>
       </w:r>
     </w:p>
     <w:p>
@@ -710,6 +902,142 @@
       </w:r>
     </w:p>
     <w:p>
+      <w:r>
+        <w:rPr>
+          <w:b/>
+          <w:color w:val="4A4A49"/>
+          <w:sz w:val="22"/>
+        </w:rPr>
+        <w:t>Cierra la demo dentro de ExamLab</w:t>
+      </w:r>
+      <w:r>
+        <w:rPr>
+          <w:b w:val="0"/>
+          <w:color w:val="4A4A49"/>
+          <w:sz w:val="22"/>
+        </w:rPr>
+        <w:t xml:space="preserve"> [Slide 10] — es el paso que el estudiante no adivina: pasa el boceto a codigo Mermaid con ayuda de una IA, pegalo en la pregunta de diagrama y muestralo renderizado.</w:t>
+      </w:r>
+    </w:p>
+    <w:p>
+      <w:r>
+        <w:rPr>
+          <w:b/>
+          <w:color w:val="4A4A49"/>
+          <w:sz w:val="22"/>
+        </w:rPr>
+        <w:t>Del boceto al codigo Mermaid.</w:t>
+      </w:r>
+      <w:r>
+        <w:rPr>
+          <w:b w:val="0"/>
+          <w:color w:val="4A4A49"/>
+          <w:sz w:val="22"/>
+        </w:rPr>
+        <w:t xml:space="preserve"> No subas una imagen: la respuesta de esta pregunta es texto Mermaid.</w:t>
+      </w:r>
+    </w:p>
+    <w:p>
+      <w:pPr>
+        <w:pStyle w:val="ListBullet"/>
+      </w:pPr>
+      <w:r>
+        <w:rPr>
+          <w:b/>
+          <w:color w:val="4A4A49"/>
+          <w:sz w:val="22"/>
+        </w:rPr>
+        <w:t>1. Disena visual</w:t>
+      </w:r>
+      <w:r>
+        <w:rPr>
+          <w:b w:val="0"/>
+          <w:color w:val="4A4A49"/>
+          <w:sz w:val="22"/>
+        </w:rPr>
+        <w:t xml:space="preserve"> Dibuja el diagrama como quieras en Excalidraw o draw.io: es mas rapido arrastrar cajas que escribir codigo, y ahi es donde piensas el modelo.</w:t>
+      </w:r>
+    </w:p>
+    <w:p>
+      <w:pPr>
+        <w:pStyle w:val="ListBullet"/>
+      </w:pPr>
+      <w:r>
+        <w:rPr>
+          <w:b/>
+          <w:color w:val="4A4A49"/>
+          <w:sz w:val="22"/>
+        </w:rPr>
+        <w:t>2. Traduce con IA</w:t>
+      </w:r>
+      <w:r>
+        <w:rPr>
+          <w:b w:val="0"/>
+          <w:color w:val="4A4A49"/>
+          <w:sz w:val="22"/>
+        </w:rPr>
+        <w:t xml:space="preserve"> Copia o describe tu boceto a una IA y pidele el codigo Mermaid: «convierte este diagrama a Mermaid usando </w:t>
+      </w:r>
+      <w:r>
+        <w:rPr>
+          <w:rFonts w:ascii="Consolas" w:hAnsi="Consolas"/>
+          <w:color w:val="111111"/>
+          <w:sz w:val="21"/>
+        </w:rPr>
+        <w:t>flowchart</w:t>
+      </w:r>
+      <w:r>
+        <w:rPr>
+          <w:b w:val="0"/>
+          <w:color w:val="4A4A49"/>
+          <w:sz w:val="22"/>
+        </w:rPr>
+        <w:t>». Revisa el resultado: la IA acierta la sintaxis, no tu modelo.</w:t>
+      </w:r>
+    </w:p>
+    <w:p>
+      <w:pPr>
+        <w:pStyle w:val="ListBullet"/>
+      </w:pPr>
+      <w:r>
+        <w:rPr>
+          <w:b/>
+          <w:color w:val="4A4A49"/>
+          <w:sz w:val="22"/>
+        </w:rPr>
+        <w:t>3. Pega y renderiza en ExamLab</w:t>
+      </w:r>
+      <w:r>
+        <w:rPr>
+          <w:b w:val="0"/>
+          <w:color w:val="4A4A49"/>
+          <w:sz w:val="22"/>
+        </w:rPr>
+        <w:t xml:space="preserve"> Pega ese codigo en la caja de texto de la pregunta y mira como lo dibuja la plataforma. Si no renderiza, corrige ahi mismo: lo que se califica es el diagrama renderizado dentro de ExamLab.</w:t>
+      </w:r>
+    </w:p>
+    <w:p>
+      <w:pPr>
+        <w:pStyle w:val="ListBullet"/>
+      </w:pPr>
+      <w:r>
+        <w:rPr>
+          <w:b/>
+          <w:color w:val="4A4A49"/>
+          <w:sz w:val="22"/>
+        </w:rPr>
+        <w:t>4. Guarda el PNG para tu PI</w:t>
+      </w:r>
+      <w:r>
+        <w:rPr>
+          <w:b w:val="0"/>
+          <w:color w:val="4A4A49"/>
+          <w:sz w:val="22"/>
+        </w:rPr>
+        <w:t xml:space="preserve"> Exporta tambien la imagen a la carpeta de tu Proyecto Integrador. Esa copia es para tu informe; no reemplaza la respuesta en la plataforma.</w:t>
+      </w:r>
+    </w:p>
+    <w:p>
       <w:pPr>
         <w:shd w:val="clear" w:fill="FFF4EC"/>
         <w:spacing w:before="80" w:after="40"/>
@@ -772,7 +1100,7 @@
           <w:color w:val="1A1C1D"/>
           <w:sz w:val="32"/>
         </w:rPr>
-        <w:t>55–100 · Taller guiado PI (individual · equipos de 2–3 solo si tú los autorizaste)</w:t>
+        <w:t>55–100 · Taller guiado PI (individual · equipos de 2–3 solo si tú los autorizaste) · [Slide 11]</w:t>
       </w:r>
     </w:p>
     <w:p>
@@ -912,7 +1240,7 @@
           <w:color w:val="1A1C1D"/>
           <w:sz w:val="32"/>
         </w:rPr>
-        <w:t>115–120 · Cierre</w:t>
+        <w:t>115–120 · Cierre · [Slide 13]</w:t>
       </w:r>
     </w:p>
     <w:p>
@@ -1343,12 +1671,28 @@
           <w:color w:val="C23E12"/>
           <w:sz w:val="21"/>
         </w:rPr>
-        <w:t>📸  Pantallazo: herramienta del día en uso con artefacto CloudLite</w:t>
+        <w:t>📸  La herramienta del día en uso con el artefacto CloudLite</w:t>
       </w:r>
     </w:p>
     <w:p>
       <w:pPr>
         <w:shd w:val="clear" w:fill="F2F2F3"/>
+        <w:spacing w:after="20"/>
+      </w:pPr>
+      <w:r>
+        <w:rPr>
+          <w:b/>
+          <w:i/>
+          <w:color w:val="4A4A49"/>
+          <w:sz w:val="18"/>
+        </w:rPr>
+        <w:t>Esta imagen todavía no existe. Cómo producirla:</w:t>
+      </w:r>
+    </w:p>
+    <w:p>
+      <w:pPr>
+        <w:shd w:val="clear" w:fill="F2F2F3"/>
+        <w:ind w:left="216"/>
       </w:pPr>
       <w:r>
         <w:rPr>
@@ -1356,20 +1700,50 @@
           <w:color w:val="4A4A49"/>
           <w:sz w:val="18"/>
         </w:rPr>
-        <w:t>[  Inserta aquí la captura de pantalla  ]</w:t>
+        <w:t>1) Abre GitHub Actions · Google Docs y repite la demo de este guion.  2) Captura solo la ventana útil, no el escritorio completo.  3) Recorta a ~1200 px de ancho.  4) Guárdala como Kit docente/Clase 8/Capturas/demo-clase08.png.  5) Vuelve a generar el guion y la imagen queda embebida aquí sola. Detalle en Capturas/README.txt.</w:t>
       </w:r>
     </w:p>
     <w:p>
       <w:pPr>
-        <w:pStyle w:val="ListBullet"/>
+        <w:shd w:val="clear" w:fill="FFF4EC"/>
+        <w:spacing w:before="80" w:after="40"/>
       </w:pPr>
       <w:r>
         <w:rPr>
-          <w:b w:val="0"/>
+          <w:b/>
+          <w:color w:val="C23E12"/>
+          <w:sz w:val="21"/>
+        </w:rPr>
+        <w:t>📸  Evidencia del entregable de un estudiante (diagrama / YAML / lab)</w:t>
+      </w:r>
+    </w:p>
+    <w:p>
+      <w:pPr>
+        <w:shd w:val="clear" w:fill="F2F2F3"/>
+        <w:spacing w:after="20"/>
+      </w:pPr>
+      <w:r>
+        <w:rPr>
+          <w:b/>
+          <w:i/>
           <w:color w:val="4A4A49"/>
-          <w:sz w:val="22"/>
+          <w:sz w:val="18"/>
         </w:rPr>
-        <w:t>📸 Pantallazo: evidencia de entregable (diagrama/YAML/lab)</w:t>
+        <w:t>Esta imagen todavía no existe. Cómo producirla:</w:t>
+      </w:r>
+    </w:p>
+    <w:p>
+      <w:pPr>
+        <w:shd w:val="clear" w:fill="F2F2F3"/>
+        <w:ind w:left="216"/>
+      </w:pPr>
+      <w:r>
+        <w:rPr>
+          <w:i/>
+          <w:color w:val="4A4A49"/>
+          <w:sz w:val="18"/>
+        </w:rPr>
+        <w:t>1) Con permiso del estudiante, captura su artefacto de hoy.  2) Recorta nombre y correo antes de guardar.  3) Guárdala como Kit docente/Clase 8/Capturas/evidencia-clase08.png.  4) Es para tu registro del corte; no se proyecta en clase.</w:t>
       </w:r>
     </w:p>
     <w:p>

--- a/Arquitectura de Sistemas Computacionales/Kit docente/Clase 8/Guion Docente Clase 8 - Monitoreo optimizacion y CI-CD.docx
+++ b/Arquitectura de Sistemas Computacionales/Kit docente/Clase 8/Guion Docente Clase 8 - Monitoreo optimizacion y CI-CD.docx
@@ -504,19 +504,6 @@
           <w:color w:val="4A4A49"/>
           <w:sz w:val="22"/>
         </w:rPr>
-        <w:t>Del boceto a ExamLab (diagrama)</w:t>
-      </w:r>
-    </w:p>
-    <w:p>
-      <w:pPr>
-        <w:pStyle w:val="ListNumber"/>
-      </w:pPr>
-      <w:r>
-        <w:rPr>
-          <w:b w:val="0"/>
-          <w:color w:val="4A4A49"/>
-          <w:sz w:val="22"/>
-        </w:rPr>
         <w:t>Taller PI (paso a paso)</w:t>
       </w:r>
     </w:p>
@@ -750,7 +737,7 @@
           <w:color w:val="1A1C1D"/>
           <w:sz w:val="32"/>
         </w:rPr>
-        <w:t>40–55 · Demo en vivo · [Slide 10]</w:t>
+        <w:t>40–55 · Demo en vivo ·</w:t>
       </w:r>
     </w:p>
     <w:p>
@@ -902,142 +889,6 @@
       </w:r>
     </w:p>
     <w:p>
-      <w:r>
-        <w:rPr>
-          <w:b/>
-          <w:color w:val="4A4A49"/>
-          <w:sz w:val="22"/>
-        </w:rPr>
-        <w:t>Cierra la demo dentro de ExamLab</w:t>
-      </w:r>
-      <w:r>
-        <w:rPr>
-          <w:b w:val="0"/>
-          <w:color w:val="4A4A49"/>
-          <w:sz w:val="22"/>
-        </w:rPr>
-        <w:t xml:space="preserve"> [Slide 10] — es el paso que el estudiante no adivina: pasa el boceto a codigo Mermaid con ayuda de una IA, pegalo en la pregunta de diagrama y muestralo renderizado.</w:t>
-      </w:r>
-    </w:p>
-    <w:p>
-      <w:r>
-        <w:rPr>
-          <w:b/>
-          <w:color w:val="4A4A49"/>
-          <w:sz w:val="22"/>
-        </w:rPr>
-        <w:t>Del boceto al codigo Mermaid.</w:t>
-      </w:r>
-      <w:r>
-        <w:rPr>
-          <w:b w:val="0"/>
-          <w:color w:val="4A4A49"/>
-          <w:sz w:val="22"/>
-        </w:rPr>
-        <w:t xml:space="preserve"> No subas una imagen: la respuesta de esta pregunta es texto Mermaid.</w:t>
-      </w:r>
-    </w:p>
-    <w:p>
-      <w:pPr>
-        <w:pStyle w:val="ListBullet"/>
-      </w:pPr>
-      <w:r>
-        <w:rPr>
-          <w:b/>
-          <w:color w:val="4A4A49"/>
-          <w:sz w:val="22"/>
-        </w:rPr>
-        <w:t>1. Disena visual</w:t>
-      </w:r>
-      <w:r>
-        <w:rPr>
-          <w:b w:val="0"/>
-          <w:color w:val="4A4A49"/>
-          <w:sz w:val="22"/>
-        </w:rPr>
-        <w:t xml:space="preserve"> Dibuja el diagrama como quieras en Excalidraw o draw.io: es mas rapido arrastrar cajas que escribir codigo, y ahi es donde piensas el modelo.</w:t>
-      </w:r>
-    </w:p>
-    <w:p>
-      <w:pPr>
-        <w:pStyle w:val="ListBullet"/>
-      </w:pPr>
-      <w:r>
-        <w:rPr>
-          <w:b/>
-          <w:color w:val="4A4A49"/>
-          <w:sz w:val="22"/>
-        </w:rPr>
-        <w:t>2. Traduce con IA</w:t>
-      </w:r>
-      <w:r>
-        <w:rPr>
-          <w:b w:val="0"/>
-          <w:color w:val="4A4A49"/>
-          <w:sz w:val="22"/>
-        </w:rPr>
-        <w:t xml:space="preserve"> Copia o describe tu boceto a una IA y pidele el codigo Mermaid: «convierte este diagrama a Mermaid usando </w:t>
-      </w:r>
-      <w:r>
-        <w:rPr>
-          <w:rFonts w:ascii="Consolas" w:hAnsi="Consolas"/>
-          <w:color w:val="111111"/>
-          <w:sz w:val="21"/>
-        </w:rPr>
-        <w:t>flowchart</w:t>
-      </w:r>
-      <w:r>
-        <w:rPr>
-          <w:b w:val="0"/>
-          <w:color w:val="4A4A49"/>
-          <w:sz w:val="22"/>
-        </w:rPr>
-        <w:t>». Revisa el resultado: la IA acierta la sintaxis, no tu modelo.</w:t>
-      </w:r>
-    </w:p>
-    <w:p>
-      <w:pPr>
-        <w:pStyle w:val="ListBullet"/>
-      </w:pPr>
-      <w:r>
-        <w:rPr>
-          <w:b/>
-          <w:color w:val="4A4A49"/>
-          <w:sz w:val="22"/>
-        </w:rPr>
-        <w:t>3. Pega y renderiza en ExamLab</w:t>
-      </w:r>
-      <w:r>
-        <w:rPr>
-          <w:b w:val="0"/>
-          <w:color w:val="4A4A49"/>
-          <w:sz w:val="22"/>
-        </w:rPr>
-        <w:t xml:space="preserve"> Pega ese codigo en la caja de texto de la pregunta y mira como lo dibuja la plataforma. Si no renderiza, corrige ahi mismo: lo que se califica es el diagrama renderizado dentro de ExamLab.</w:t>
-      </w:r>
-    </w:p>
-    <w:p>
-      <w:pPr>
-        <w:pStyle w:val="ListBullet"/>
-      </w:pPr>
-      <w:r>
-        <w:rPr>
-          <w:b/>
-          <w:color w:val="4A4A49"/>
-          <w:sz w:val="22"/>
-        </w:rPr>
-        <w:t>4. Guarda el PNG para tu PI</w:t>
-      </w:r>
-      <w:r>
-        <w:rPr>
-          <w:b w:val="0"/>
-          <w:color w:val="4A4A49"/>
-          <w:sz w:val="22"/>
-        </w:rPr>
-        <w:t xml:space="preserve"> Exporta tambien la imagen a la carpeta de tu Proyecto Integrador. Esa copia es para tu informe; no reemplaza la respuesta en la plataforma.</w:t>
-      </w:r>
-    </w:p>
-    <w:p>
       <w:pPr>
         <w:shd w:val="clear" w:fill="FFF4EC"/>
         <w:spacing w:before="80" w:after="40"/>
@@ -1100,7 +951,7 @@
           <w:color w:val="1A1C1D"/>
           <w:sz w:val="32"/>
         </w:rPr>
-        <w:t>55–100 · Taller guiado PI (individual · equipos de 2–3 solo si tú los autorizaste) · [Slide 11]</w:t>
+        <w:t>55–100 · Taller guiado PI (individual · equipos de 2–3 solo si tú los autorizaste) · [Slide 10]</w:t>
       </w:r>
     </w:p>
     <w:p>
@@ -1240,7 +1091,7 @@
           <w:color w:val="1A1C1D"/>
           <w:sz w:val="32"/>
         </w:rPr>
-        <w:t>115–120 · Cierre · [Slide 13]</w:t>
+        <w:t>115–120 · Cierre · [Slide 12]</w:t>
       </w:r>
     </w:p>
     <w:p>
@@ -1296,7 +1147,7 @@
           <w:color w:val="4A4A49"/>
           <w:sz w:val="22"/>
         </w:rPr>
-        <w:t>Paso 1: cree o reutilice su repositorio gratuito del proyecto con el stub de la Clase 3 y al menos 3 pruebas automatizadas que verifiquen la ruta de salud, un caso valido y un caso de error de negocio, verificando con una ejecucion local o en el lab que las 3 pruebas pasan antes de tocar el pipeline; el enlace del repositorio queda en la portada del informe.</w:t>
+        <w:t>Paso 1: escriba en la pregunta 7 el contenido completo del ci.yml con disparadores, entorno y los pasos de construccion, prueba y despliegue simulado, usando la imagen y el puerto del Dockerfile del Corte 1; verifique que ningun secreto quede escrito en claro dentro del YAML.</w:t>
       </w:r>
     </w:p>
     <w:p>
@@ -1309,7 +1160,7 @@
           <w:color w:val="4A4A49"/>
           <w:sz w:val="22"/>
         </w:rPr>
-        <w:t>Paso 2: agreguen el archivo .github/workflows/ci.yml con 4 jobs encadenados (build, test, package y deploy simulado), disparadores en push y pull_request sobre la rama principal, y publicacion de artefacto, verificando que ningun paso imprima secretos y que el job de deploy diga explicitamente en su log que es un despliegue simulado.</w:t>
+        <w:t>Paso 2: explique en la pregunta 8 que se compila o instala, que se ejecuta en la prueba y con que condicion el pipeline debe fallar; hagase la prueba mental de que error tendria que introducir para que el check salga rojo, y si no encuentra ninguno, su pipeline todavia no valida nada.</w:t>
       </w:r>
     </w:p>
     <w:p>
@@ -1322,7 +1173,7 @@
           <w:color w:val="4A4A49"/>
           <w:sz w:val="22"/>
         </w:rPr>
-        <w:t>Paso 3: ejecuten el workflow con un push real, esperen el run completo y capturen el enlace del run verde mas el nombre del artefacto descargable, verificando que los 4 jobs aparezcan en verde y que el artefacto pese mas de 0 bytes; si Actions falla por cuota, dejen registrado el mensaje textual del error y la explicacion, que es el plan B aceptado.</w:t>
+        <w:t>Paso 3: distinga en la pregunta 9 que valida CI y que hace CD, ubique cual de los dos construyo y diga que le faltaria para CD real; reconocer que su pipeline llega hasta «listo para desplegar» suma puntos, afirmar que ya tiene CD los resta.</w:t>
       </w:r>
     </w:p>
     <w:p>
@@ -1335,20 +1186,7 @@
           <w:color w:val="4A4A49"/>
           <w:sz w:val="22"/>
         </w:rPr>
-        <w:t>Paso 4: escriban en ExamLab el diagrama Mermaid del pipeline con los 4 jobs dentro de un subgrafo, la compuerta de decision y las dos salidas (despliegue simulado y bloqueo del pull request), verificando al renderizar que los nombres de los jobs sean exactamente los del ci.yml.</w:t>
-      </w:r>
-    </w:p>
-    <w:p>
-      <w:pPr>
-        <w:pStyle w:val="ListNumber"/>
-      </w:pPr>
-      <w:r>
-        <w:rPr>
-          <w:b w:val="0"/>
-          <w:color w:val="4A4A49"/>
-          <w:sz w:val="22"/>
-        </w:rPr>
-        <w:t>Paso 5: completen la tabla de 5 senales de monitoreo con umbral y accion, actualicen las secciones CI/CD y Monitoreo del informe y suban las 5 preguntas a ExamLab (modulo Talleres) antes del domingo 23:59, verificando que el enlace del run verde abra sin pedir permisos y que cada senal se pueda medir en el diseno que ya dibujaron.</w:t>
+        <w:t>Paso 4: liste en la pregunta 10 entre 4 y 6 senales con su umbral, atadas a operaciones de su dominio, y verifique que al menos una sea un registro y no una metrica numerica; una senal sin umbral no sirve para operar y no suma.</w:t>
       </w:r>
     </w:p>
     <w:p>

--- a/Arquitectura de Sistemas Computacionales/Kit docente/Clase 8/Guion Docente Clase 8 - Monitoreo optimizacion y CI-CD.docx
+++ b/Arquitectura de Sistemas Computacionales/Kit docente/Clase 8/Guion Docente Clase 8 - Monitoreo optimizacion y CI-CD.docx
@@ -239,6 +239,19 @@
       </w:r>
     </w:p>
     <w:p>
+      <w:pPr>
+        <w:spacing w:before="200" w:after="60"/>
+      </w:pPr>
+      <w:r>
+        <w:rPr>
+          <w:b/>
+          <w:color w:val="1A1C1D"/>
+          <w:sz w:val="32"/>
+        </w:rPr>
+        <w:t>Integracion continua: el problema que resuelve, en definicion operativa - diapositiva 4</w:t>
+      </w:r>
+    </w:p>
+    <w:p>
       <w:r>
         <w:rPr>
           <w:b w:val="0"/>
@@ -246,6 +259,19 @@
           <w:sz w:val="22"/>
         </w:rPr>
         <w:t>Esta clase junta dos temas que parecen distintos y son el mismo asunto en dos momentos: automatizar la verificacion antes de que un cambio llegue a los usuarios, y observar el sistema despues de que llego. El problema que resuelve la integracion continua tiene nombre historico, infierno de integracion: varios desarrolladores trabajan semanas por separado y al juntar el codigo aparecen conflictos y fallas que nadie sabe de donde vienen. Su version cotidiana en un equipo de estudiantes es la frase «en mi maquina funciona». Integracion continua, definida operativamente, es esto: cada vez que alguien sube un cambio al repositorio, un servidor automatico toma el codigo en un entorno limpio, lo construye, le corre las pruebas y avisa en minutos si algo se rompio. El valor no esta en la automatizacion sino en el intervalo de retroalimentacion: encontrar el error tres minutos despues de escribirlo, cuando el autor recuerda que hizo, cuesta una fraccion de hallarlo tres semanas despues en el computador de otra persona.</w:t>
+      </w:r>
+    </w:p>
+    <w:p>
+      <w:pPr>
+        <w:spacing w:before="200" w:after="60"/>
+      </w:pPr>
+      <w:r>
+        <w:rPr>
+          <w:b/>
+          <w:color w:val="1A1C1D"/>
+          <w:sz w:val="32"/>
+        </w:rPr>
+        <w:t>Entrega continua y despliegue continuo: la sigla CD es ambigua - diapositiva 5</w:t>
       </w:r>
     </w:p>
     <w:p>
@@ -259,6 +285,19 @@
       </w:r>
     </w:p>
     <w:p>
+      <w:pPr>
+        <w:spacing w:before="200" w:after="60"/>
+      </w:pPr>
+      <w:r>
+        <w:rPr>
+          <w:b/>
+          <w:color w:val="1A1C1D"/>
+          <w:sz w:val="32"/>
+        </w:rPr>
+        <w:t>GitHub Actions en cinco palabras - diapositiva 6</w:t>
+      </w:r>
+    </w:p>
+    <w:p>
       <w:r>
         <w:rPr>
           <w:b w:val="0"/>
@@ -266,6 +305,19 @@
           <w:sz w:val="22"/>
         </w:rPr>
         <w:t>GitHub Actions es la herramienta del dia porque es gratis, corre en el navegador y produce evidencia verificable. Su vocabulario tiene cinco palabras. Un workflow es un archivo YAML en la carpeta .github/workflows; el nombre es libre y ci.yml es la convencion. El evento o disparador declara cuando corre: on push para cada subida, on pull_request para cada propuesta de cambio, workflow_dispatch para un boton manual, schedule para una hora fija. Un job es un conjunto de pasos que corre en un runner, una maquina virtual limpia que se crea para esa ejecucion y se destruye al terminar. Un step es un comando o el uso de una action, unidad reutilizable publicada por otros. Que el runner sea limpio y efimero es el punto pedagogico central: demuestra que la construccion no depende de nada instalado a mano en el portatil de nadie. Advertencias: el YAML se indenta con espacios y nunca con tabulaciones, causa numero uno de un pipeline que no arranca; y en el nivel gratuito los repositorios publicos tienen minutos ilimitados mientras los privados tienen una cuota del orden de 2000 minutos al mes, cifra que conviene confirmar en la pagina de facturacion porque el proveedor la cambia.</w:t>
+      </w:r>
+    </w:p>
+    <w:p>
+      <w:pPr>
+        <w:spacing w:before="200" w:after="60"/>
+      </w:pPr>
+      <w:r>
+        <w:rPr>
+          <w:b/>
+          <w:color w:val="1A1C1D"/>
+          <w:sz w:val="32"/>
+        </w:rPr>
+        <w:t>Primer ejemplo: el pipeline del stub de CloudLite - diapositiva 8</w:t>
       </w:r>
     </w:p>
     <w:p>
@@ -279,6 +331,19 @@
       </w:r>
     </w:p>
     <w:p>
+      <w:pPr>
+        <w:spacing w:before="200" w:after="60"/>
+      </w:pPr>
+      <w:r>
+        <w:rPr>
+          <w:b/>
+          <w:color w:val="1A1C1D"/>
+          <w:sz w:val="32"/>
+        </w:rPr>
+        <w:t>Donde se ejecuta de verdad la politica de secretos de la Clase 6 - diapositiva 8</w:t>
+      </w:r>
+    </w:p>
+    <w:p>
       <w:r>
         <w:rPr>
           <w:b w:val="0"/>
@@ -286,6 +351,19 @@
           <w:sz w:val="22"/>
         </w:rPr>
         <w:t>El pipeline es tambien donde se ejecuta de verdad la politica de secretos escrita en la Clase 6. Los valores sensibles se guardan en el repositorio bajo Settings, Secrets and variables, Actions; el workflow los referencia por nombre y la plataforma los inyecta como variables de entorno solo durante la corrida. Dos detalles evitan sustos. La plataforma enmascara los secretos en el registro de salida, pero enmascarar no es impedir la fuga: si un paso imprime el valor transformado, por ejemplo codificado, sale en claro; la regla es no imprimir secretos nunca. Y por diseno los secretos no se entregan a las corridas disparadas por un pull_request que viene de un fork, para que un extrano no pueda proponer un cambio que los imprima. La consecuencia practica es que la validacion de un cambio externo no puede depender de credenciales, y por eso las pruebas del stub deben correr sin acceso a servicios reales, con valores ficticios o un doble simulado.</w:t>
+      </w:r>
+    </w:p>
+    <w:p>
+      <w:pPr>
+        <w:spacing w:before="200" w:after="60"/>
+      </w:pPr>
+      <w:r>
+        <w:rPr>
+          <w:b/>
+          <w:color w:val="1A1C1D"/>
+          <w:sz w:val="32"/>
+        </w:rPr>
+        <w:t>Monitorear y observar: la segunda mitad cambia de lado - diapositiva 7</w:t>
       </w:r>
     </w:p>
     <w:p>
@@ -299,6 +377,19 @@
       </w:r>
     </w:p>
     <w:p>
+      <w:pPr>
+        <w:spacing w:before="200" w:after="60"/>
+      </w:pPr>
+      <w:r>
+        <w:rPr>
+          <w:b/>
+          <w:color w:val="1A1C1D"/>
+          <w:sz w:val="32"/>
+        </w:rPr>
+        <w:t>Las cuatro senales de oro, con definicion operativa - diapositiva 7</w:t>
+      </w:r>
+    </w:p>
+    <w:p>
       <w:r>
         <w:rPr>
           <w:b w:val="0"/>
@@ -309,6 +400,19 @@
       </w:r>
     </w:p>
     <w:p>
+      <w:pPr>
+        <w:spacing w:before="200" w:after="60"/>
+      </w:pPr>
+      <w:r>
+        <w:rPr>
+          <w:b/>
+          <w:color w:val="1A1C1D"/>
+          <w:sz w:val="32"/>
+        </w:rPr>
+        <w:t>Segundo ejemplo: la tabla de senales de CloudLite con umbral y accion - diapositiva 7</w:t>
+      </w:r>
+    </w:p>
+    <w:p>
       <w:r>
         <w:rPr>
           <w:b w:val="0"/>
@@ -316,6 +420,19 @@
           <w:sz w:val="22"/>
         </w:rPr>
         <w:t>Segundo ejemplo concreto: la tabla de cuatro a seis senales de CloudLite, con umbral y accion. Latencia p95 del inicio de sesion y del listado principal, con objetivo bajo 300 milisegundos; peticiones por minuto; porcentaje de respuestas 5xx, con alerta sobre el 1 por ciento sostenido; uso del pool de conexiones, con alerta sobre el 80 por ciento; crecimiento del almacenamiento de objetos donde viven los adjuntos de la Clase 7; y, si se modelaron notificaciones, los mensajes pendientes en la cola. La columna que convierte una lista de metricas en un plan de operacion es la ultima: que se hace cuando se cruza el umbral. Ahi entra la optimizacion: paginar, con veinte a cincuenta elementos por pagina, porque un endpoint que devuelve cincuenta mil registros es problema de latencia y de memoria; indexar la columna por la que se filtra, porque sin indice el motor recorre la tabla completa; cachear lecturas repetidas, donde una tasa de acierto del 90 por ciento significa que nueve de cada diez lecturas no llegan a la base; y limitar la tasa de peticiones, el control de denegacion de servicio de la Clase 6. Aparece la segunda pregunta previsible: «si no tenemos usuarios reales, que monitoreamos?». El entregable es el plan, no los datos, y el chequeo de salud que consulta el balanceador de la Clase 7 ya es monitoreo real. Con esto cierra el bloque del Parcial 2 de la Clase 9: los umbrales de hoy se prueban con carga en la Clase 12, la saturacion sera el disparador del autoescalado de la Clase 13 y el consumo medido es el que se costea en la Clase 10.</w:t>
+      </w:r>
+    </w:p>
+    <w:p>
+      <w:pPr>
+        <w:spacing w:before="200" w:after="60"/>
+      </w:pPr>
+      <w:r>
+        <w:rPr>
+          <w:b/>
+          <w:color w:val="1A1C1D"/>
+          <w:sz w:val="32"/>
+        </w:rPr>
+        <w:t>Cierre conceptual y error tipico del docente (de la diapositiva 5 a la diapositiva 7)</w:t>
       </w:r>
     </w:p>
     <w:p>

--- a/Arquitectura de Sistemas Computacionales/Kit docente/Clase 8/Guion Docente Clase 8 - Monitoreo optimizacion y CI-CD.docx
+++ b/Arquitectura de Sistemas Computacionales/Kit docente/Clase 8/Guion Docente Clase 8 - Monitoreo optimizacion y CI-CD.docx
@@ -762,7 +762,7 @@
           <w:color w:val="4A4A49"/>
           <w:sz w:val="22"/>
         </w:rPr>
-        <w:t>Cubre estos conceptos, en este orden, ~10 min cada uno (son los títulos de las diapositivas de teoría):</w:t>
+        <w:t>Cubre estos conceptos, en este orden, ~10 min cada uno, con su diapositiva:</w:t>
       </w:r>
     </w:p>
     <w:p>
@@ -771,11 +771,19 @@
       </w:pPr>
       <w:r>
         <w:rPr>
+          <w:b/>
+          <w:color w:val="4A4A49"/>
+          <w:sz w:val="22"/>
+        </w:rPr>
+        <w:t>CI/CD sin tarjeta</w:t>
+      </w:r>
+      <w:r>
+        <w:rPr>
           <w:b w:val="0"/>
           <w:color w:val="4A4A49"/>
           <w:sz w:val="22"/>
         </w:rPr>
-        <w:t>CI/CD sin tarjeta</w:t>
+        <w:t xml:space="preserve"> · [Slide 5]</w:t>
       </w:r>
     </w:p>
     <w:p>
@@ -784,11 +792,19 @@
       </w:pPr>
       <w:r>
         <w:rPr>
+          <w:b/>
+          <w:color w:val="4A4A49"/>
+          <w:sz w:val="22"/>
+        </w:rPr>
+        <w:t>YAML mínimo</w:t>
+      </w:r>
+      <w:r>
+        <w:rPr>
           <w:b w:val="0"/>
           <w:color w:val="4A4A49"/>
           <w:sz w:val="22"/>
         </w:rPr>
-        <w:t>YAML mínimo</w:t>
+        <w:t xml:space="preserve"> · [Slide 6]</w:t>
       </w:r>
     </w:p>
     <w:p>
@@ -797,11 +813,47 @@
       </w:pPr>
       <w:r>
         <w:rPr>
+          <w:b/>
+          <w:color w:val="4A4A49"/>
+          <w:sz w:val="22"/>
+        </w:rPr>
+        <w:t>Monitoreo y optimización</w:t>
+      </w:r>
+      <w:r>
+        <w:rPr>
           <w:b w:val="0"/>
           <w:color w:val="4A4A49"/>
           <w:sz w:val="22"/>
         </w:rPr>
-        <w:t>Monitoreo y optimización</w:t>
+        <w:t xml:space="preserve"> · [Slide 7]</w:t>
+      </w:r>
+    </w:p>
+    <w:p>
+      <w:r>
+        <w:rPr>
+          <w:b/>
+          <w:color w:val="4A4A49"/>
+          <w:sz w:val="22"/>
+        </w:rPr>
+        <w:t>Ninguna se salta</w:t>
+      </w:r>
+      <w:r>
+        <w:rPr>
+          <w:b w:val="0"/>
+          <w:color w:val="4A4A49"/>
+          <w:sz w:val="22"/>
+        </w:rPr>
+        <w:t>: cada una de esas diapositivas es el mecanismo con que se resuelve</w:t>
+      </w:r>
+    </w:p>
+    <w:p>
+      <w:r>
+        <w:rPr>
+          <w:b w:val="0"/>
+          <w:color w:val="4A4A49"/>
+          <w:sz w:val="22"/>
+        </w:rPr>
+        <w:t>al menos una pregunta de la actividad calificada de hoy.</w:t>
       </w:r>
     </w:p>
     <w:p>
@@ -854,7 +906,7 @@
           <w:color w:val="1A1C1D"/>
           <w:sz w:val="32"/>
         </w:rPr>
-        <w:t>40–55 · Demo en vivo ·</w:t>
+        <w:t>40–55 · Demo en vivo · [Slide 8]</w:t>
       </w:r>
     </w:p>
     <w:p>

--- a/Arquitectura de Sistemas Computacionales/Kit docente/Clase 8/Guion Docente Clase 8 - Monitoreo optimizacion y CI-CD.docx
+++ b/Arquitectura de Sistemas Computacionales/Kit docente/Clase 8/Guion Docente Clase 8 - Monitoreo optimizacion y CI-CD.docx
@@ -258,7 +258,7 @@
           <w:color w:val="4A4A49"/>
           <w:sz w:val="22"/>
         </w:rPr>
-        <w:t>Esta clase junta dos temas que parecen distintos y son el mismo asunto en dos momentos: automatizar la verificacion antes de que un cambio llegue a los usuarios, y observar el sistema despues de que llego. El problema que resuelve la integracion continua tiene nombre historico, infierno de integracion: varios desarrolladores trabajan semanas por separado y al juntar el codigo aparecen conflictos y fallas que nadie sabe de donde vienen. Su version cotidiana en un equipo de estudiantes es la frase «en mi maquina funciona». Integracion continua, definida operativamente, es esto: cada vez que alguien sube un cambio al repositorio, un servidor automatico toma el codigo en un entorno limpio, lo construye, le corre las pruebas y avisa en minutos si algo se rompio. El valor no esta en la automatizacion sino en el intervalo de retroalimentacion: encontrar el error tres minutos despues de escribirlo, cuando el autor recuerda que hizo, cuesta una fraccion de hallarlo tres semanas despues en el computador de otra persona.</w:t>
+        <w:t>Esta clase junta dos temas que parecen distintos y son el mismo asunto en dos momentos: automatizar la verificacion antes de que un cambio llegue a los usuarios, y observar el sistema despues de que llego. El problema que resuelve la integracion continua tiene nombre historico, infierno de integracion: varios desarrolladores trabajan semanas por separado y al juntar el codigo aparecen conflictos y fallas que nadie sabe de donde vienen. Su version cotidiana en un equipo de estudiantes es la frase «en mi maquina funciona». Integracion continua, definida operativamente, es esto: cada vez que alguien sube un cambio al repositorio, un servidor automatico toma el codigo en un entorno limpio, lo construye, le corre las pruebas y avisa en minutos si algo se rompio. El valor no esta en la automatizacion sino en el intervalo de retroalimentacion: encontrar el error tres minutos despues de escribirlo, cuando el autor recuerda que hizo, cuesta una fraccion de hallarlo tres semanas despues en el computador de otra persona. Lo que se califica hoy son 25 de los 100 puntos de la actividad del Corte 2, en cuatro preguntas: 10 puntos el contenido completo del ci.yml, 5 explicar que hace de verdad la construccion y la prueba y con que condicion el pipeline debe fallar, 4 distinguir CI de CD y ubicar hasta donde llego el propio trabajo, y 6 la tabla de senales de monitoreo con umbral. Conviene decir el reparto al abrir la clase, porque las dos preguntas que el grupo subestima, la 8 y la 10, valen juntas mas que el YAML.</w:t>
       </w:r>
     </w:p>
     <w:p>
@@ -281,7 +281,7 @@
           <w:color w:val="4A4A49"/>
           <w:sz w:val="22"/>
         </w:rPr>
-        <w:t>La sigla CD es ambigua y ahi esta la confusion que hay que desarmar en el primer minuto. Entrega continua significa que cada cambio que pasa la validacion queda listo para desplegarse, empaquetado y probado, pero un humano decide cuando se aprieta el boton. Despliegue continuo significa que ese ultimo paso tambien es automatico y el cambio llega a produccion sin intervencion. Las dos comparten la sigla CD, no son lo mismo, y ninguna es sinonimo de integracion continua: CI valida, CD entrega o despliega. Se puede tener CI sin nada de CD, y es lo que se construye hoy porque el curso no usa infraestructura de pago ni pide tarjeta de credito. El pipeline llega hasta «listo para desplegar» y la etapa final imprime un mensaje y publica un artefacto en lugar de subir a un servidor real. Hay que decirlo explicito: lo simulado es el ultimo paso, no el pipeline; todo lo anterior es real y ejecutable.</w:t>
+        <w:t>La sigla CD es ambigua y ahi esta la confusion que hay que desarmar en el primer minuto. Entrega continua significa que cada cambio que pasa la validacion queda listo para desplegarse, empaquetado y probado, pero un humano decide cuando se aprieta el boton. Despliegue continuo significa que ese ultimo paso tambien es automatico y el cambio llega a produccion sin intervencion. Las dos comparten la sigla CD, no son lo mismo, y ninguna es sinonimo de integracion continua: CI valida, CD entrega o despliega. Se puede tener CI sin nada de CD, y es lo que se construye hoy porque el curso no usa infraestructura de pago ni pide tarjeta de credito. El pipeline llega hasta «listo para desplegar» y la etapa final imprime un mensaje y publica un artefacto en lugar de subir a un servidor real. Hay que decirlo explicito: lo simulado es el ultimo paso, no el pipeline; todo lo anterior es real y ejecutable. Y hay que anunciar como se califica esa frontera, porque es contraintuitivo para el estudiante que cree que reconocer un limite es admitir una carencia: la pregunta 9 SUMA un punto por ubicar correctamente el propio trabajo y decir que llega hasta «listo para desplegar», y DESCUENTA la mitad de la pregunta a quien afirme haber construido CD. La forma tipica del error es tener un paso llamado deploy que solo imprime un mensaje y concluir que ya hay despliegue continuo; el nombre del paso no despliega nada.</w:t>
       </w:r>
     </w:p>
     <w:p>
@@ -317,7 +317,7 @@
           <w:color w:val="1A1C1D"/>
           <w:sz w:val="32"/>
         </w:rPr>
-        <w:t>Primer ejemplo: el pipeline del stub de CloudLite - diapositiva 8</w:t>
+        <w:t>Los tres bloques que la pregunta 7 califica, y el orden de los pasos - diapositiva 6</w:t>
       </w:r>
     </w:p>
     <w:p>
@@ -327,30 +327,7 @@
           <w:color w:val="4A4A49"/>
           <w:sz w:val="22"/>
         </w:rPr>
-        <w:t>Primer ejemplo concreto: el pipeline del stub de CloudLite, que ya existe desde la Clase 3 como Dockerfile y contenedor. El workflow se dispara en push a la rama principal y en pull_request. Un job llamado validar hace cinco pasos: descargar el codigo, instalar el runtime del lenguaje, instalar dependencias, correr las pruebas y construir la imagen con docker build para comprobar que el Dockerfile sigue siendo valido. Un sexto paso simula el despliegue: imprime la etiqueta de version y publica un artefacto, un archivo que queda guardado junto a la corrida. Aparece la primera pregunta previsible: «para que escribir pruebas de un stub que casi no hace nada?». Incluso una sola prueba que verifique que el endpoint /health responde 200 detecta la clase de error mas costosa en operacion: que la aplicacion ya no arranca. La evidencia es doble: el archivo ci.yml en el repositorio y la captura de una corrida en verde; si Actions falla por cuota o red se acepta el YAML con la explicacion paso por paso, pero eso es plan B.</w:t>
-      </w:r>
-    </w:p>
-    <w:p>
-      <w:pPr>
-        <w:spacing w:before="200" w:after="60"/>
-      </w:pPr>
-      <w:r>
-        <w:rPr>
-          <w:b/>
-          <w:color w:val="1A1C1D"/>
-          <w:sz w:val="32"/>
-        </w:rPr>
-        <w:t>Donde se ejecuta de verdad la politica de secretos de la Clase 6 - diapositiva 8</w:t>
-      </w:r>
-    </w:p>
-    <w:p>
-      <w:r>
-        <w:rPr>
-          <w:b w:val="0"/>
-          <w:color w:val="4A4A49"/>
-          <w:sz w:val="22"/>
-        </w:rPr>
-        <w:t>El pipeline es tambien donde se ejecuta de verdad la politica de secretos escrita en la Clase 6. Los valores sensibles se guardan en el repositorio bajo Settings, Secrets and variables, Actions; el workflow los referencia por nombre y la plataforma los inyecta como variables de entorno solo durante la corrida. Dos detalles evitan sustos. La plataforma enmascara los secretos en el registro de salida, pero enmascarar no es impedir la fuga: si un paso imprime el valor transformado, por ejemplo codificado, sale en claro; la regla es no imprimir secretos nunca. Y por diseno los secretos no se entregan a las corridas disparadas por un pull_request que viene de un fork, para que un extrano no pueda proponer un cambio que los imprima. La consecuencia practica es que la validacion de un cambio externo no puede depender de credenciales, y por eso las pruebas del stub deben correr sin acceso a servicios reales, con valores ficticios o un doble simulado.</w:t>
+        <w:t>La pregunta 7 no pide «un workflow»: pide tres bloques nombrados y tres pasos en orden, y el reparto de sus 10 puntos hay que dictarlo tal cual porque decide como se estudia. Dos puntos son los DISPARADORES, es decir la clave on, y basta con on push y pull_request bien escritos. Un punto y medio es el ENTORNO de ejecucion, la clave runs-on, tipicamente ubuntu-latest; es el bloque que el estudiante omite mas y el mas facil de recuperar. Cuatro puntos, casi la mitad, son los tres PASOS presentes y en ORDEN: construccion, prueba y despliegue simulado. El orden no es capricho ni estetica: probar antes de construir no prueba el artefacto que se va a entregar, y desplegar antes de probar es exactamente lo que la integracion continua existe para impedir. Un punto y medio adicional es que el paso de despliegue este ROTULADO como simulado y no prometa un despliegue real; con escribir «Despliegue SIMULADO (no despliega a ningun servidor)» en el nombre del paso se cumple. Y un punto es la coherencia con el Dockerfile del Corte 1: la misma imagen y el mismo puerto, es decir cloudlite-api con su etiqueta 0.1.0 y el 8080 del EXPOSE de la Clase 3. Falta la sancion, que conviene anunciar dos veces: la pregunta vale CERO completa si aparece un secreto escrito en claro dentro del YAML, sin importar lo bien que este el resto. Es la misma politica que el estudiante escribio en la pregunta 3 del Corte 2, y esta es la clase donde se comprueba si la cumple.</w:t>
       </w:r>
     </w:p>
     <w:p>
@@ -373,7 +350,7 @@
           <w:color w:val="4A4A49"/>
           <w:sz w:val="22"/>
         </w:rPr>
-        <w:t>La segunda mitad de la clase cambia de lado: ya no se trata de validar antes, sino de saber que pasa despues. Monitorear es vigilar indicadores decididos de antemano; observabilidad es la capacidad de responder preguntas nuevas sobre el sistema a partir de lo que el sistema emite, sin agregar codigo por cada duda. Se apoya en tres tipos de senal. Las metricas son numeros medidos en el tiempo, baratas porque se agregan, y detectan que algo cambio. Los logs son eventos discretos con contexto, caros en volumen, y explican por que cambio. Las trazas siguen el recorrido de una sola peticion por varios servicios y son necesarias porque la Clase 4 convirtio el sistema en distribuido: cuando la peticion pasa por la API y por el servicio de notificaciones, saber cual de los dos tardo es imposible con metricas agregadas. La practica minima documentable es el log estructurado: cada linea es un objeto con campos fijos como fecha, nivel, identificador de peticion, ruta, codigo de estado y duracion en milisegundos. Con ese identificador propagado entre servicios se reconstruye el recorrido: una traza pobre, pero real.</w:t>
+        <w:t>La segunda mitad de la clase cambia de lado: ya no se trata de validar antes, sino de saber que pasa despues. Monitorear es vigilar indicadores decididos de antemano; observabilidad es la capacidad de responder preguntas nuevas sobre el sistema a partir de lo que el sistema emite, sin agregar codigo por cada duda. Se apoya en tres tipos de senal. Las metricas son numeros medidos en el tiempo, baratas porque se agregan, y detectan que algo cambio. Los logs, o registros, son eventos discretos con contexto, caros en volumen, y explican por que cambio. Las trazas siguen el recorrido de una sola peticion por varios servicios y son necesarias porque la Clase 4 convirtio el sistema en distribuido: cuando la peticion pasa por la API y por el servicio de notificaciones, saber cual de los dos tardo es imposible con metricas agregadas. La distincion entre metrica y registro no es teorica hoy: la pregunta 10 da un punto por que al menos una de las senales listadas sea un REGISTRO y no una metrica numerica, es decir algo que se escribe para poder reconstruir que paso despues. La practica minima documentable es el log estructurado: cada linea es un objeto con campos fijos como fecha, nivel, identificador de peticion, ruta, codigo de estado y duracion en milisegundos. Con ese identificador propagado entre servicios se reconstruye el recorrido: una traza pobre, pero real.</w:t>
       </w:r>
     </w:p>
     <w:p>
@@ -409,7 +386,7 @@
           <w:color w:val="1A1C1D"/>
           <w:sz w:val="32"/>
         </w:rPr>
-        <w:t>Segundo ejemplo: la tabla de senales de CloudLite con umbral y accion - diapositiva 7</w:t>
+        <w:t>La tabla de senales de la pregunta 10, con sus tres columnas exactas - diapositiva 7</w:t>
       </w:r>
     </w:p>
     <w:p>
@@ -419,7 +396,7 @@
           <w:color w:val="4A4A49"/>
           <w:sz w:val="22"/>
         </w:rPr>
-        <w:t>Segundo ejemplo concreto: la tabla de cuatro a seis senales de CloudLite, con umbral y accion. Latencia p95 del inicio de sesion y del listado principal, con objetivo bajo 300 milisegundos; peticiones por minuto; porcentaje de respuestas 5xx, con alerta sobre el 1 por ciento sostenido; uso del pool de conexiones, con alerta sobre el 80 por ciento; crecimiento del almacenamiento de objetos donde viven los adjuntos de la Clase 7; y, si se modelaron notificaciones, los mensajes pendientes en la cola. La columna que convierte una lista de metricas en un plan de operacion es la ultima: que se hace cuando se cruza el umbral. Ahi entra la optimizacion: paginar, con veinte a cincuenta elementos por pagina, porque un endpoint que devuelve cincuenta mil registros es problema de latencia y de memoria; indexar la columna por la que se filtra, porque sin indice el motor recorre la tabla completa; cachear lecturas repetidas, donde una tasa de acierto del 90 por ciento significa que nueve de cada diez lecturas no llegan a la base; y limitar la tasa de peticiones, el control de denegacion de servicio de la Clase 6. Aparece la segunda pregunta previsible: «si no tenemos usuarios reales, que monitoreamos?». El entregable es el plan, no los datos, y el chequeo de salud que consulta el balanceador de la Clase 7 ya es monitoreo real. Con esto cierra el bloque del Parcial 2 de la Clase 9: los umbrales de hoy se prueban con carga en la Clase 12, la saturacion sera el disparador del autoescalado de la Clase 13 y el consumo medido es el que se costea en la Clase 10.</w:t>
+        <w:t>El entregable de la segunda mitad es una tabla de entre 4 y 6 filas, y el formato que califica la pregunta 10 tiene TRES columnas cuyos nombres hay que dictar: «Senal», «Que se mide en MI dominio» y «Umbral u objetivo». El reparto de sus 6 puntos es un punto por senal bien formada con su umbral hasta la cuarta, hasta un punto adicional entre las senales quinta y sexta, y un punto por que al menos una sea un registro. La regla que decide la mitad de la nota se dice en una frase: una senal sin umbral NO SUMA, aunque este bien elegida. «Medimos la latencia» no permite decidir nada; «el listado de disponibilidad debe responder en menos de 400 milisegundos y si pasa de 800 se revisa» si, porque define cuando hay que actuar. El umbral puede ser discutible, y hay que decir que se acepta discutible: lo que no puede es faltar. La segunda columna tambien se califica: se descuenta si las senales no se refieren a operaciones del dominio propio, asi que «el sistema» no es una respuesta y «el listado de disponibilidad de canchas» o «el registro de una reserva» si. Una tabla de referencia para CloudLite, que el docente puede llenar en vivo: latencia p95 del inicio de sesion y del listado principal, con objetivo bajo 300 milisegundos; peticiones por minuto en la hora pico, con un valor esperado que sirva de linea base; porcentaje de respuestas 5xx, con alerta sobre el 1 por ciento sostenido; uso del pool de conexiones, con alerta sobre el 80 por ciento; y la fila que casi nadie escribe y vale un punto, un REGISTRO: el log estructurado de cada reserva rechazada y de cada intento de inicio de sesion fallido, con identificador de peticion, ruta y codigo, cuyo umbral es un evento observable, por ejemplo mas de cinco fallos del mismo usuario en diez minutos se revisa. Conviene proyectar esa fila y decir «esta es la que falta en el 80 por ciento de las entregas». Falta una advertencia de formato: en clase vale la pena preguntar siempre que se HACE cuando se cruza el umbral, porque es lo que convierte una lista de metricas en un plan de operacion, pero ese «que se hace» NO es una cuarta columna de la respuesta; se escribe dentro del umbral, como en el ejemplo del listado. Ahi entra la optimizacion de la segunda mitad del tema: paginar, con veinte a cincuenta elementos por pagina, porque un endpoint que devuelve cincuenta mil registros es problema de latencia y de memoria; indexar la columna por la que se filtra, porque sin indice el motor recorre la tabla completa; cachear lecturas repetidas, donde una tasa de acierto del 90 por ciento significa que nueve de cada diez lecturas no llegan a la base; y limitar la tasa de peticiones, el control de denegacion de servicio de la Clase 6.</w:t>
       </w:r>
     </w:p>
     <w:p>
@@ -432,7 +409,7 @@
           <w:color w:val="1A1C1D"/>
           <w:sz w:val="32"/>
         </w:rPr>
-        <w:t>Cierre conceptual y error tipico del docente (de la diapositiva 5 a la diapositiva 7)</w:t>
+        <w:t>El pipeline del stub de CloudLite, paso por paso - diapositiva 8</w:t>
       </w:r>
     </w:p>
     <w:p>
@@ -442,7 +419,99 @@
           <w:color w:val="4A4A49"/>
           <w:sz w:val="22"/>
         </w:rPr>
-        <w:t>Error tipico del docente que no domina el tema: presentar CI y CD como sinonimos intercambiables y hablar de «hacer CI/CD» sin separar que valida, que entrega y que despliega. La consecuencia aguas abajo es que el estudiante cree que su workflow puso la aplicacion en produccion, describe en el informe un despliegue que no existe y en la sustentacion de la Clase 15 defiende una capacidad operativa que no puede demostrar. El segundo tropiezo es dejar la tabla de monitoreo como una lista de palabras sueltas (latencia, errores, CPU) sin umbral, sin unidad y sin accion asociada; cuando eso pasa, la seccion de monitoreo no dice nada, la Clase 12 no tiene contra que comparar los resultados de la prueba de carga y la politica de autoescalado de la Clase 13 se inventa un disparador sin ninguna medida que lo sustente.</w:t>
+        <w:t>El ejemplo concreto es el pipeline del stub de CloudLite, que ya existe desde la Clase 3 como Dockerfile y contenedor, y la diapositiva del ci.yml es el molde que se puede copiar. El workflow se dispara en push y en pull_request. Un job corre en ubuntu-latest y hace, en este orden: descargar el codigo con la action de checkout, instalar el runtime con la action de setup del lenguaje, un paso Construir que instala dependencias y ejecuta docker build con la imagen etiquetada, un paso Probar que corre las pruebas, y un paso final rotulado como despliegue simulado que imprime la etiqueta de version y publica un artefacto, un archivo que queda guardado junto a la corrida. Que docker build forme parte de la construccion tiene un valor extra que conviene senalar: comprueba en cada cambio que el Dockerfile sigue siendo valido, que es una de las cosas que se rompen en silencio. La evidencia del entregable es doble: el archivo ci.yml en el repositorio y la captura de una corrida en verde con los nombres de los pasos visibles; si Actions falla por cuota o por red se acepta el YAML con la explicacion paso por paso, pero eso es plan B y hay que decir que lo es.</w:t>
+      </w:r>
+    </w:p>
+    <w:p>
+      <w:pPr>
+        <w:spacing w:before="200" w:after="60"/>
+      </w:pPr>
+      <w:r>
+        <w:rPr>
+          <w:b/>
+          <w:color w:val="1A1C1D"/>
+          <w:sz w:val="32"/>
+        </w:rPr>
+        <w:t>La condicion de fallo: la pregunta que separa un CI de una decoracion verde - diapositiva 8</w:t>
+      </w:r>
+    </w:p>
+    <w:p>
+      <w:r>
+        <w:rPr>
+          <w:b w:val="0"/>
+          <w:color w:val="4A4A49"/>
+          <w:sz w:val="22"/>
+        </w:rPr>
+        <w:t>La pregunta 8 vale 5 puntos y no pregunta por CI en general: pregunta por el ci.yml del estudiante, en tres campos. Uno y medio, que se compila o se instala. Uno y medio, que se ejecuta en la prueba y que comprueba exactamente. Y dos puntos, el corazon de la pregunta, con que condicion el pipeline debe FALLAR. Ese ultimo campo vale CERO si el pipeline no puede fallar nunca, y hay que explicar por que no es una crueldad de la rubrica: un workflow cuyo unico paso imprime un mensaje de exito siempre sale verde, y un check que siempre sale verde no aporta ninguna informacion; es una decoracion. La forma de responderlo es una prueba mental que el docente debe hacer en voz alta y en vivo: que error tendria que introducir yo en el codigo para que este pipeline lo detecte. Si la respuesta no aparece en diez segundos, el pipeline no valida nada todavia. Aqui es donde aparece la pregunta previsible del grupo, y hay que salir a su encuentro: para que escribir pruebas de un stub que casi no hace nada. La respuesta es que una sola prueba que verifique que el endpoint /health responde 200 detecta la clase de error mas costosa en operacion, que la aplicacion ya no arranca; y con eso la condicion de fallo se escribe sola: el check sale rojo si /health deja de responder 200, si falta una dependencia declarada o si el docker build no compila. Conviene romper el pipeline a proposito en la demo, porque un check rojo proyectado ensena mas que el parrafo anterior.</w:t>
+      </w:r>
+    </w:p>
+    <w:p>
+      <w:pPr>
+        <w:spacing w:before="200" w:after="60"/>
+      </w:pPr>
+      <w:r>
+        <w:rPr>
+          <w:b/>
+          <w:color w:val="1A1C1D"/>
+          <w:sz w:val="32"/>
+        </w:rPr>
+        <w:t>Donde se ejecuta de verdad la politica de secretos de la Clase 6 - diapositiva 8</w:t>
+      </w:r>
+    </w:p>
+    <w:p>
+      <w:r>
+        <w:rPr>
+          <w:b w:val="0"/>
+          <w:color w:val="4A4A49"/>
+          <w:sz w:val="22"/>
+        </w:rPr>
+        <w:t>El pipeline es tambien donde se ejecuta de verdad la politica de secretos escrita en la Clase 6. Los valores sensibles se guardan en el repositorio bajo Settings, Secrets and variables, Actions; el workflow los referencia por nombre y la plataforma los inyecta como variables de entorno solo durante la corrida. Dos detalles evitan sustos. La plataforma enmascara los secretos en el registro de salida, pero enmascarar no es impedir la fuga: si un paso imprime el valor transformado, por ejemplo codificado, sale en claro; la regla es no imprimir secretos nunca. Y por diseno los secretos no se entregan a las corridas disparadas por un pull_request que viene de un fork, para que un extrano no pueda proponer un cambio que los imprima. La consecuencia practica es que la validacion de un cambio externo no puede depender de credenciales, y por eso las pruebas del stub deben correr sin acceso a servicios reales, con valores ficticios o un doble simulado. Y el recordatorio de calificacion: un secreto en claro en el YAML no descuenta, anula la pregunta 7 entera.</w:t>
+      </w:r>
+    </w:p>
+    <w:p>
+      <w:pPr>
+        <w:spacing w:before="200" w:after="60"/>
+      </w:pPr>
+      <w:r>
+        <w:rPr>
+          <w:b/>
+          <w:color w:val="1A1C1D"/>
+          <w:sz w:val="32"/>
+        </w:rPr>
+        <w:t>Preguntas frecuentes del grupo - diapositiva 7</w:t>
+      </w:r>
+    </w:p>
+    <w:p>
+      <w:r>
+        <w:rPr>
+          <w:b w:val="0"/>
+          <w:color w:val="4A4A49"/>
+          <w:sz w:val="22"/>
+        </w:rPr>
+        <w:t>Cuatro que aparecen todos los semestres. «Si no tenemos usuarios reales, que monitoreamos?» El entregable es el plan, no los datos: la pregunta pide que senales observaria en una produccion hipotetica, con sus umbrales. Y algo si es real: el chequeo de salud que consulta el balanceador de la Clase 7 ya es monitoreo, y el check de Actions ya es una senal de que el sistema construye. «De donde saco los umbrales si nunca he medido?» De tres fuentes legitimas, y conviene nombrarlas: una convencion del oficio citada como tal, por ejemplo 300 milisegundos de p95 o el 80 por ciento de saturacion; una expectativa del usuario redactada en el dominio, por ejemplo que una reserva no tarde mas de dos segundos; o una aritmetica de servilleta a partir del escenario de carga, que es justamente lo que se formaliza en la Clase 12. Un umbral justificado asi vale, aunque despues la medicion lo corrija. «Mi proyecto no tiene pruebas automatizadas, que pongo en el paso Probar?» Una prueba, aunque sea una: que el proceso arranca y que /health responde 200. Es preferible una prueba real y pequena a tres pruebas inventadas que no se ejecutan, porque la pregunta 8 evalua si el pipeline puede fallar. «Puedo poner solo metricas numericas?» No sin perder un punto: al menos una senal tiene que ser un registro. La mas facil de justificar es el log de los rechazos de negocio del propio dominio, que ademas es la unica forma de contestar despues por que se rechazo una operacion concreta.</w:t>
+      </w:r>
+    </w:p>
+    <w:p>
+      <w:pPr>
+        <w:spacing w:before="200" w:after="60"/>
+      </w:pPr>
+      <w:r>
+        <w:rPr>
+          <w:b/>
+          <w:color w:val="1A1C1D"/>
+          <w:sz w:val="32"/>
+        </w:rPr>
+        <w:t>Errores tipicos del docente que no domina el tema</w:t>
+      </w:r>
+    </w:p>
+    <w:p>
+      <w:r>
+        <w:rPr>
+          <w:b w:val="0"/>
+          <w:color w:val="4A4A49"/>
+          <w:sz w:val="22"/>
+        </w:rPr>
+        <w:t>El primero es presentar CI y CD como sinonimos intercambiables y hablar de «hacer CI/CD» sin separar que valida, que entrega y que despliega. La consecuencia aguas abajo es que el estudiante cree que su workflow puso la aplicacion en produccion, describe en el informe un despliegue que no existe y en la sustentacion de la Clase 15 defiende una capacidad operativa que no puede demostrar; en la pregunta 9 eso es la mitad de la nota. El segundo es proyectar un workflow incompleto, con checkout, setup y una prueba, y darlo por hecho. Le faltan los dos pasos que valen mas: la construccion y el despliegue simulado rotulado. Si el docente no proyecta los tres pasos en orden, el grupo entrega dos y pierde parte de los 4 puntos del orden mas el punto y medio del rotulo. El tercero es no romper nunca el pipeline en clase. La condicion de fallo son 2 puntos y es el criterio central de la pregunta 8; un check rojo proyectado durante sesenta segundos ensena lo que ningun parrafo consigue, y sin ese momento medio salon entrega «el pipeline falla si hay un error», que no dice nada. El cuarto es dejar la tabla de monitoreo como una lista de palabras sueltas, latencia, errores, CPU, sin umbral, sin unidad y sin atarla a una operacion del dominio; cuando eso pasa la seccion de monitoreo no dice nada, la Clase 12 no tiene contra que comparar los resultados de la prueba de carga y la politica de autoescalado de la Clase 13 se inventa un disparador sin ninguna medida que lo sustente. Y el quinto, el mas silencioso: olvidar la fila de registro. Es un punto de los 6, esta escrito en la rubrica, y no se recupera en ninguna otra pregunta.</w:t>
       </w:r>
     </w:p>
     <w:p>
@@ -470,6 +539,7 @@
       <w:r>
         <w:rPr>
           <w:rFonts w:ascii="Consolas" w:hAnsi="Consolas"/>
+          <w:b w:val="0"/>
           <w:color w:val="111111"/>
           <w:sz w:val="21"/>
         </w:rPr>
@@ -950,7 +1020,7 @@
           <w:color w:val="4A4A49"/>
           <w:sz w:val="22"/>
         </w:rPr>
-        <w:t xml:space="preserve"> Un workflow de GitHub Actions que corra de verdad</w:t>
+        <w:t xml:space="preserve"> Un workflow de GitHub Actions que corra de verdad, con los tres pasos calificados</w:t>
       </w:r>
     </w:p>
     <w:p>
@@ -968,6 +1038,7 @@
       <w:r>
         <w:rPr>
           <w:rFonts w:ascii="Consolas" w:hAnsi="Consolas"/>
+          <w:b w:val="0"/>
           <w:color w:val="111111"/>
           <w:sz w:val="21"/>
         </w:rPr>
@@ -979,7 +1050,41 @@
           <w:color w:val="4A4A49"/>
           <w:sz w:val="22"/>
         </w:rPr>
-        <w:t xml:space="preserve"> con on: push, un job y 3 steps: checkout, setup, y un comando de prueba real.</w:t>
+        <w:t xml:space="preserve"> copiando la diapositiva del ci.yml: </w:t>
+      </w:r>
+      <w:r>
+        <w:rPr>
+          <w:rFonts w:ascii="Consolas" w:hAnsi="Consolas"/>
+          <w:b w:val="0"/>
+          <w:color w:val="111111"/>
+          <w:sz w:val="21"/>
+        </w:rPr>
+        <w:t>on: [push, pull_request]</w:t>
+      </w:r>
+      <w:r>
+        <w:rPr>
+          <w:b w:val="0"/>
+          <w:color w:val="4A4A49"/>
+          <w:sz w:val="22"/>
+        </w:rPr>
+        <w:t xml:space="preserve">, </w:t>
+      </w:r>
+      <w:r>
+        <w:rPr>
+          <w:rFonts w:ascii="Consolas" w:hAnsi="Consolas"/>
+          <w:b w:val="0"/>
+          <w:color w:val="111111"/>
+          <w:sz w:val="21"/>
+        </w:rPr>
+        <w:t>runs-on: ubuntu-latest</w:t>
+      </w:r>
+      <w:r>
+        <w:rPr>
+          <w:b w:val="0"/>
+          <w:color w:val="4A4A49"/>
+          <w:sz w:val="22"/>
+        </w:rPr>
+        <w:t xml:space="preserve"> y los pasos en ORDEN — Construir, Probar, Despliegue SIMULADO.</w:t>
       </w:r>
     </w:p>
     <w:p>
@@ -992,7 +1097,7 @@
           <w:color w:val="4A4A49"/>
           <w:sz w:val="22"/>
         </w:rPr>
-        <w:t>Haga commit y push, y abra la pestana Actions del repositorio para ver el run.</w:t>
+        <w:t>Senale los tres bloques mientras los escribe: «disparadores, entorno y pasos: son 2, 1.5 y 4 puntos de la pregunta 7».</w:t>
       </w:r>
     </w:p>
     <w:p>
@@ -1005,7 +1110,24 @@
           <w:color w:val="4A4A49"/>
           <w:sz w:val="22"/>
         </w:rPr>
-        <w:t>Espere el check verde y senale el log del step: «esto es evidencia, no una diapositiva que dice que tenemos CI».</w:t>
+        <w:t xml:space="preserve">En el paso Construir use la MISMA imagen de la Clase 3: </w:t>
+      </w:r>
+      <w:r>
+        <w:rPr>
+          <w:rFonts w:ascii="Consolas" w:hAnsi="Consolas"/>
+          <w:b w:val="0"/>
+          <w:color w:val="111111"/>
+          <w:sz w:val="21"/>
+        </w:rPr>
+        <w:t>npm ci &amp;&amp; docker build -t cloudlite-api:0.1.0 .</w:t>
+      </w:r>
+      <w:r>
+        <w:rPr>
+          <w:b w:val="0"/>
+          <w:color w:val="4A4A49"/>
+          <w:sz w:val="22"/>
+        </w:rPr>
+        <w:t xml:space="preserve"> — la coherencia con el Dockerfile del Corte 1 vale 1 pt.</w:t>
       </w:r>
     </w:p>
     <w:p>
@@ -1018,7 +1140,63 @@
           <w:color w:val="4A4A49"/>
           <w:sz w:val="22"/>
         </w:rPr>
-        <w:t>Aclare la frontera: el pipeline llega hasta «listo para desplegar»; no despliega a ningun servidor real en este curso.</w:t>
+        <w:t>Haga commit y push, abra la pestana Actions y espere el check verde; abra el log del paso Probar: «esto es evidencia, no una diapositiva que dice que tenemos CI».</w:t>
+      </w:r>
+    </w:p>
+    <w:p>
+      <w:pPr>
+        <w:pStyle w:val="ListNumber"/>
+      </w:pPr>
+      <w:r>
+        <w:rPr>
+          <w:b w:val="0"/>
+          <w:color w:val="4A4A49"/>
+          <w:sz w:val="22"/>
+        </w:rPr>
+        <w:t xml:space="preserve">Rompa el pipeline a proposito, 60 segundos: cambie la asercion de la prueba (o borre </w:t>
+      </w:r>
+      <w:r>
+        <w:rPr>
+          <w:rFonts w:ascii="Consolas" w:hAnsi="Consolas"/>
+          <w:b w:val="0"/>
+          <w:color w:val="111111"/>
+          <w:sz w:val="21"/>
+        </w:rPr>
+        <w:t>server.js</w:t>
+      </w:r>
+      <w:r>
+        <w:rPr>
+          <w:b w:val="0"/>
+          <w:color w:val="4A4A49"/>
+          <w:sz w:val="22"/>
+        </w:rPr>
+        <w:t>), haga push y muestre el check ROJO. Diga: «esta es la respuesta de la pregunta 8: con que condicion falla. Si no pueden romperlo, no estan validando nada».</w:t>
+      </w:r>
+    </w:p>
+    <w:p>
+      <w:pPr>
+        <w:pStyle w:val="ListNumber"/>
+      </w:pPr>
+      <w:r>
+        <w:rPr>
+          <w:b w:val="0"/>
+          <w:color w:val="4A4A49"/>
+          <w:sz w:val="22"/>
+        </w:rPr>
+        <w:t>Vuelva a dejarlo verde y lea en voz alta el nombre del ultimo paso: «Despliegue SIMULADO (no despliega a ningun servidor)». Aclare la frontera: el pipeline llega hasta «listo para desplegar», y decirlo asi SUMA en la pregunta 9 — afirmar que ya hay CD resta la mitad.</w:t>
+      </w:r>
+    </w:p>
+    <w:p>
+      <w:pPr>
+        <w:pStyle w:val="ListNumber"/>
+      </w:pPr>
+      <w:r>
+        <w:rPr>
+          <w:b w:val="0"/>
+          <w:color w:val="4A4A49"/>
+          <w:sz w:val="22"/>
+        </w:rPr>
+        <w:t>Cierre en Settings &gt; Secrets and variables &gt; Actions: «los secretos viven aqui y se referencian por nombre. Un secreto escrito en claro dentro del YAML es cero en toda la pregunta 7».</w:t>
       </w:r>
     </w:p>
     <w:p>
@@ -1033,6 +1211,7 @@
       <w:r>
         <w:rPr>
           <w:rFonts w:ascii="Consolas" w:hAnsi="Consolas"/>
+          <w:b w:val="0"/>
           <w:color w:val="111111"/>
           <w:sz w:val="21"/>
         </w:rPr>
@@ -1068,7 +1247,7 @@
           <w:color w:val="C23E12"/>
           <w:sz w:val="21"/>
         </w:rPr>
-        <w:t>📸  Run verde del workflow: build + test reales, no un `echo ok`</w:t>
+        <w:t>📸  Run verde del workflow: build + test reales, no un «echo ok»</w:t>
       </w:r>
     </w:p>
     <w:p>
@@ -1078,7 +1257,7 @@
       <w:r>
         <w:drawing>
           <wp:inline xmlns:a="http://schemas.openxmlformats.org/drawingml/2006/main" xmlns:pic="http://schemas.openxmlformats.org/drawingml/2006/picture">
-            <wp:extent cx="5120640" cy="1846125"/>
+            <wp:extent cx="5120640" cy="2102157"/>
             <wp:docPr id="1" name="Picture 1"/>
             <wp:cNvGraphicFramePr>
               <a:graphicFrameLocks noChangeAspect="1"/>
@@ -1099,7 +1278,7 @@
                   <pic:spPr>
                     <a:xfrm>
                       <a:off x="0" y="0"/>
-                      <a:ext cx="5120640" cy="1846125"/>
+                      <a:ext cx="5120640" cy="2102157"/>
                     </a:xfrm>
                     <a:prstGeom prst="rect"/>
                   </pic:spPr>
@@ -1198,6 +1377,7 @@
       <w:r>
         <w:rPr>
           <w:rFonts w:ascii="Consolas" w:hAnsi="Consolas"/>
+          <w:b w:val="0"/>
           <w:color w:val="111111"/>
           <w:sz w:val="21"/>
         </w:rPr>
@@ -1438,6 +1618,7 @@
       <w:r>
         <w:rPr>
           <w:rFonts w:ascii="Consolas" w:hAnsi="Consolas"/>
+          <w:b w:val="0"/>
           <w:color w:val="111111"/>
           <w:sz w:val="21"/>
         </w:rPr>
@@ -1557,6 +1738,7 @@
       <w:r>
         <w:rPr>
           <w:rFonts w:ascii="Consolas" w:hAnsi="Consolas"/>
+          <w:b w:val="0"/>
           <w:color w:val="111111"/>
           <w:sz w:val="21"/>
         </w:rPr>
@@ -1614,6 +1796,7 @@
       <w:r>
         <w:rPr>
           <w:rFonts w:ascii="Consolas" w:hAnsi="Consolas"/>
+          <w:b w:val="0"/>
           <w:color w:val="111111"/>
           <w:sz w:val="21"/>
         </w:rPr>
@@ -1640,6 +1823,7 @@
       <w:r>
         <w:rPr>
           <w:rFonts w:ascii="Consolas" w:hAnsi="Consolas"/>
+          <w:b w:val="0"/>
           <w:color w:val="111111"/>
           <w:sz w:val="21"/>
         </w:rPr>

--- a/Arquitectura de Sistemas Computacionales/Kit docente/Clase 8/Guion Docente Clase 8 - Monitoreo optimizacion y CI-CD.docx
+++ b/Arquitectura de Sistemas Computacionales/Kit docente/Clase 8/Guion Docente Clase 8 - Monitoreo optimizacion y CI-CD.docx
@@ -248,7 +248,7 @@
           <w:color w:val="1A1C1D"/>
           <w:sz w:val="32"/>
         </w:rPr>
-        <w:t>Integracion continua: el problema que resuelve, en definicion operativa - diapositiva 4</w:t>
+        <w:t>Integracion continua: el problema que resuelve, en definicion operativa - diapositiva 9</w:t>
       </w:r>
     </w:p>
     <w:p>
@@ -271,7 +271,7 @@
           <w:color w:val="1A1C1D"/>
           <w:sz w:val="32"/>
         </w:rPr>
-        <w:t>Entrega continua y despliegue continuo: la sigla CD es ambigua - diapositiva 5</w:t>
+        <w:t>Entrega continua y despliegue continuo: la sigla CD es ambigua - diapositiva 4</w:t>
       </w:r>
     </w:p>
     <w:p>
@@ -294,7 +294,7 @@
           <w:color w:val="1A1C1D"/>
           <w:sz w:val="32"/>
         </w:rPr>
-        <w:t>GitHub Actions en cinco palabras - diapositiva 6</w:t>
+        <w:t>GitHub Actions en cinco palabras - diapositiva 5</w:t>
       </w:r>
     </w:p>
     <w:p>
@@ -317,7 +317,7 @@
           <w:color w:val="1A1C1D"/>
           <w:sz w:val="32"/>
         </w:rPr>
-        <w:t>Los tres bloques que la pregunta 7 califica, y el orden de los pasos - diapositiva 6</w:t>
+        <w:t>Los tres bloques que la pregunta 7 califica, y el orden de los pasos - diapositiva 5</w:t>
       </w:r>
     </w:p>
     <w:p>
@@ -340,7 +340,7 @@
           <w:color w:val="1A1C1D"/>
           <w:sz w:val="32"/>
         </w:rPr>
-        <w:t>Monitorear y observar: la segunda mitad cambia de lado - diapositiva 7</w:t>
+        <w:t>Monitorear y observar: la segunda mitad cambia de lado - diapositiva 6</w:t>
       </w:r>
     </w:p>
     <w:p>
@@ -363,7 +363,7 @@
           <w:color w:val="1A1C1D"/>
           <w:sz w:val="32"/>
         </w:rPr>
-        <w:t>Las cuatro senales de oro, con definicion operativa - diapositiva 7</w:t>
+        <w:t>Las cuatro senales de oro, con definicion operativa - diapositiva 6</w:t>
       </w:r>
     </w:p>
     <w:p>
@@ -386,7 +386,7 @@
           <w:color w:val="1A1C1D"/>
           <w:sz w:val="32"/>
         </w:rPr>
-        <w:t>La tabla de senales de la pregunta 10, con sus tres columnas exactas - diapositiva 7</w:t>
+        <w:t>La tabla de senales de la pregunta 10, con sus tres columnas exactas - diapositiva 6</w:t>
       </w:r>
     </w:p>
     <w:p>
@@ -409,7 +409,7 @@
           <w:color w:val="1A1C1D"/>
           <w:sz w:val="32"/>
         </w:rPr>
-        <w:t>El pipeline del stub de CloudLite, paso por paso - diapositiva 8</w:t>
+        <w:t>El pipeline del stub de CloudLite, paso por paso - diapositiva 7</w:t>
       </w:r>
     </w:p>
     <w:p>
@@ -432,7 +432,7 @@
           <w:color w:val="1A1C1D"/>
           <w:sz w:val="32"/>
         </w:rPr>
-        <w:t>La condicion de fallo: la pregunta que separa un CI de una decoracion verde - diapositiva 8</w:t>
+        <w:t>La condicion de fallo: la pregunta que separa un CI de una decoracion verde - diapositiva 7</w:t>
       </w:r>
     </w:p>
     <w:p>
@@ -455,7 +455,7 @@
           <w:color w:val="1A1C1D"/>
           <w:sz w:val="32"/>
         </w:rPr>
-        <w:t>Donde se ejecuta de verdad la politica de secretos de la Clase 6 - diapositiva 8</w:t>
+        <w:t>Donde se ejecuta de verdad la politica de secretos de la Clase 6 - diapositiva 7</w:t>
       </w:r>
     </w:p>
     <w:p>
@@ -478,7 +478,7 @@
           <w:color w:val="1A1C1D"/>
           <w:sz w:val="32"/>
         </w:rPr>
-        <w:t>Preguntas frecuentes del grupo - diapositiva 7</w:t>
+        <w:t>Preguntas frecuentes del grupo - diapositiva 6</w:t>
       </w:r>
     </w:p>
     <w:p>
@@ -613,19 +613,6 @@
           <w:color w:val="4A4A49"/>
           <w:sz w:val="22"/>
         </w:rPr>
-        <w:t>PI CloudLite — entregable de hoy</w:t>
-      </w:r>
-    </w:p>
-    <w:p>
-      <w:pPr>
-        <w:pStyle w:val="ListNumber"/>
-      </w:pPr>
-      <w:r>
-        <w:rPr>
-          <w:b w:val="0"/>
-          <w:color w:val="4A4A49"/>
-          <w:sz w:val="22"/>
-        </w:rPr>
         <w:t>CI/CD sin tarjeta</w:t>
       </w:r>
     </w:p>
@@ -691,7 +678,20 @@
           <w:color w:val="4A4A49"/>
           <w:sz w:val="22"/>
         </w:rPr>
-        <w:t>Taller PI (paso a paso)</w:t>
+        <w:t>PI CloudLite — entregable de hoy</w:t>
+      </w:r>
+    </w:p>
+    <w:p>
+      <w:pPr>
+        <w:pStyle w:val="ListNumber"/>
+      </w:pPr>
+      <w:r>
+        <w:rPr>
+          <w:b w:val="0"/>
+          <w:color w:val="4A4A49"/>
+          <w:sz w:val="22"/>
+        </w:rPr>
+        <w:t>Manos a la obra (paso a paso)</w:t>
       </w:r>
     </w:p>
     <w:p>
@@ -743,7 +743,7 @@
           <w:color w:val="1A1C1D"/>
           <w:sz w:val="32"/>
         </w:rPr>
-        <w:t>0–10 · Encuadre PI · [Slide 2][Slide 3][Slide 4]</w:t>
+        <w:t>0–10 · Encuadre PI · [Slide 2][Slide 3][Slide 9]</w:t>
       </w:r>
     </w:p>
     <w:p>
@@ -822,7 +822,7 @@
           <w:color w:val="1A1C1D"/>
           <w:sz w:val="32"/>
         </w:rPr>
-        <w:t>10–40 · Teoría Core (al servicio del taller) · desde [Slide 5]</w:t>
+        <w:t>10–40 · Teoría Core (al servicio del taller) · desde [Slide 4]</w:t>
       </w:r>
     </w:p>
     <w:p>
@@ -853,7 +853,7 @@
           <w:color w:val="4A4A49"/>
           <w:sz w:val="22"/>
         </w:rPr>
-        <w:t xml:space="preserve"> · [Slide 5]</w:t>
+        <w:t xml:space="preserve"> · [Slide 4]</w:t>
       </w:r>
     </w:p>
     <w:p>
@@ -874,7 +874,7 @@
           <w:color w:val="4A4A49"/>
           <w:sz w:val="22"/>
         </w:rPr>
-        <w:t xml:space="preserve"> · [Slide 6]</w:t>
+        <w:t xml:space="preserve"> · [Slide 5]</w:t>
       </w:r>
     </w:p>
     <w:p>
@@ -895,7 +895,7 @@
           <w:color w:val="4A4A49"/>
           <w:sz w:val="22"/>
         </w:rPr>
-        <w:t xml:space="preserve"> · [Slide 7]</w:t>
+        <w:t xml:space="preserve"> · [Slide 6]</w:t>
       </w:r>
     </w:p>
     <w:p>
@@ -976,7 +976,7 @@
           <w:color w:val="1A1C1D"/>
           <w:sz w:val="32"/>
         </w:rPr>
-        <w:t>40–55 · Demo en vivo · [Slide 8]</w:t>
+        <w:t>40–55 · Demo en vivo · [Slide 7]</w:t>
       </w:r>
     </w:p>
     <w:p>
